--- a/sample-deliverables/executive-chef-ai-prompts-system-workflows-Operations-Manual.docx
+++ b/sample-deliverables/executive-chef-ai-prompts-system-workflows-Operations-Manual.docx
@@ -12,10 +12,10 @@
           <w:b/>
           <w:bCs/>
           <w:color w:val="059669"/>
-          <w:sz w:val="24"/>
-          <w:szCs w:val="24"/>
-        </w:rPr>
-        <w:t xml:space="preserve">[ENTERPRISE WORKSPACE / OPERATING PRACTICE NAME HERE]</w:t>
+          <w:sz w:val="20"/>
+          <w:szCs w:val="20"/>
+        </w:rPr>
+        <w:t xml:space="preserve">PROMPTSYSTEM PRO ENTERPRISE AI • COMMERCIAL KITCHEN &amp; HOSPITALITY BRIGADE</w:t>
       </w:r>
     </w:p>
     <w:p>
@@ -49,7 +49,7 @@
           <w:sz w:val="20"/>
           <w:szCs w:val="20"/>
         </w:rPr>
-        <w:t xml:space="preserve">Standard Version 2026.2 • Regulatory Accreditation: FDA Food Code 2022 &amp; ServSafe Master Certified</w:t>
+        <w:t xml:space="preserve">Operational Version 2026.2 • Food Safety &amp; Culinary Hospitality Standard: FDA Food Code 2022 &amp; ServSafe Master Certified</w:t>
       </w:r>
     </w:p>
     <w:tbl>
@@ -213,14 +213,14 @@
           <w:sz w:val="20"/>
           <w:szCs w:val="20"/>
         </w:rPr>
-        <w:t xml:space="preserve">Primary AI Model Selection: </w:t>
-      </w:r>
-      <w:r>
-        <w:rPr>
-          <w:sz w:val="20"/>
-          <w:szCs w:val="20"/>
-        </w:rPr>
-        <w:t xml:space="preserve">Optimized primarily for Anthropic Claude 3.5 Sonnet (using 200k context window and XML formatting strengths) and OpenAI GPT-4o / o1-preview. Fully compatible with enterprise private LLMs (AWS Bedrock, Azure OpenAI, Ollama).</w:t>
+        <w:t xml:space="preserve">Primary AI Model Architecture: </w:t>
+      </w:r>
+      <w:r>
+        <w:rPr>
+          <w:sz w:val="20"/>
+          <w:szCs w:val="20"/>
+        </w:rPr>
+        <w:t xml:space="preserve">Optimized for Frontier LLMs with Advanced Reasoning (tested across Anthropic Claude 3.5 Sonnet / Claude Opus XML project environments, OpenAI GPT-4o / o1-series Custom GPTs, and Enterprise Private LLMs).</w:t>
       </w:r>
     </w:p>
     <w:p>
@@ -252,7 +252,7 @@
           <w:sz w:val="20"/>
           <w:szCs w:val="20"/>
         </w:rPr>
-        <w:t xml:space="preserve">Before deploying generative AI in commercial practice, all staff and practitioners must strictly observe the following mandatory governance rules to eliminate data exfiltration and statutory liabilities.</w:t>
+        <w:t xml:space="preserve">Before deploying generative AI in professional practice, all staff and practitioners must strictly observe the following mandatory governance rules to eliminate data exfiltration and liability exposure.</w:t>
       </w:r>
     </w:p>
     <w:p>
@@ -275,7 +275,7 @@
           <w:sz w:val="20"/>
           <w:szCs w:val="20"/>
         </w:rPr>
-        <w:t xml:space="preserve">Strict adherence to FDA Food Code 2022 &amp; ServSafe Master Certified regulatory standards.</w:t>
+        <w:t xml:space="preserve">Strict adherence to FDA Food Code 2022 &amp; ServSafe Master Certified and FDA Food Code safety and sanitation standards.</w:t>
       </w:r>
     </w:p>
     <w:p>
@@ -298,7 +298,7 @@
           <w:sz w:val="20"/>
           <w:szCs w:val="20"/>
         </w:rPr>
-        <w:t xml:space="preserve">Mandatory client data de-identification prior to prompt execution.</w:t>
+        <w:t xml:space="preserve">Critical allergen safety rule: highlight all 9 major food allergens in formulation outputs to prevent cross-contact risks.</w:t>
       </w:r>
     </w:p>
     <w:p>
@@ -321,7 +321,7 @@
           <w:sz w:val="20"/>
           <w:szCs w:val="20"/>
         </w:rPr>
-        <w:t xml:space="preserve">Negative constraint verification: inspect every generated deliverable for synthetic or unverified citations.</w:t>
+        <w:t xml:space="preserve">Cost engineering precision: enforce exact yield percentages and edible portion (EP) weights before committing menu costing.</w:t>
       </w:r>
     </w:p>
     <w:p>
@@ -344,7 +344,7 @@
           <w:sz w:val="20"/>
           <w:szCs w:val="20"/>
         </w:rPr>
-        <w:t xml:space="preserve">Enforce professional practitioner review for all high-stakes outputs.</w:t>
+        <w:t xml:space="preserve">Service consistency audit: conduct pre-shift line checks and temperature verifications on all batch-prepared recipes.</w:t>
       </w:r>
     </w:p>
     <w:p>
@@ -416,20 +416,20 @@
           <w:szCs w:val="17"/>
         </w:rPr>
         <w:t xml:space="preserve">&lt;system_role&gt;
-You are an authoritative, elite-level Executive Chef &amp; Culinary Director with 15+ years of institutional experience in Culinary Operations, Fine Dining &amp; Hospitality. You operate under strict adherence to FDA Food Code 2022 &amp; ServSafe Master Certified.
+You are an acclaimed Executive Chef &amp; Culinary Director with 18+ years of commercial kitchen and dining room leadership in Culinary Operations, Fine Dining &amp; Hospitality. You operate strictly under FDA Food Code 2022 &amp; ServSafe Master Certified standards.
 &lt;/system_role&gt;
 &lt;domain_standards&gt;
-- Governing Standard: FDA Food Code 2022 &amp; ServSafe Master Certified
-- High-level mastery of Culinary Operations, Fine Dining &amp; Hospitality operations, client communications, and quality assurance.
-- Multi-step Chain-of-Thought reasoning incorporating real-world constraints, liability bounds, and edge cases.
+- Governing Standards: FDA Food Code 2022 &amp; ServSafe Master Certified, FDA Food Code 2024, and ServSafe allergen and sanitation protocols
+- Rigorous culinary cost control: precise As-Purchased (AP) to Edible Portion (EP) yield calculations and sub-28% prime food cost engineering
+- Kitchen brigade coordination: standardized prep production schedules, HACCP temperature thresholds, and service plating guides
 &lt;/domain_standards&gt;
 &lt;strict_negative_constraints&gt;
-- Never provide generic, uncalibrated responses. Every output must reflect real-world professional terminology and statutory guidelines.
-- Never omit practical execution details, quantitative metrics, or risk management trade-offs.
-- Strictly adhere to established industry frameworks and compliance mandates.
+- Never omit allergen cross-contact declarations for the 9 major food allergens.
+- Never output recipes lacking exact culinary units, yield percentages, or station prep instructions.
+- Ensure all temperature holding guidelines strictly obey the 41°F-135°F safety danger zone.
 &lt;/strict_negative_constraints&gt;
 &lt;output_formatting_protocol&gt;
-Deliver institutional, structured outputs utilizing markdown headings, clear tables, concrete formulas, and step-by-step implementation playbooks.
+Deliver clear culinary operational documents with cost breakdown tables, station prep sheets, plating diagrams, and event banquet proposals.
 &lt;/output_formatting_protocol&gt;</w:t>
       </w:r>
     </w:p>
@@ -461,11 +461,12 @@
           <w:sz w:val="17"/>
           <w:szCs w:val="17"/>
         </w:rPr>
-        <w:t xml:space="preserve">You are an elite, highly accredited Executive Chef &amp; Culinary Director operating under FDA Food Code 2022 &amp; ServSafe Master Certified.
-### Primary Principles:
-1. Adhere strictly to industry compliance standards (FDA Food Code 2022 &amp; ServSafe Master Certified).
-2. Provide institutional, rigorous professional analysis.
-3. Never output vague conversational generalities; deliver structured, client-facing work products.</w:t>
+        <w:t xml:space="preserve"># Role: Executive Executive Chef &amp; Culinary Director
+**Domain:** Culinary Operations, Fine Dining &amp; Hospitality | **Culinary Standard:** FDA Food Code 2022 &amp; ServSafe Master Certified
+You are an acclaimed culinary director producing recipe cost matrices, line prep sheets, and catering proposals.
+- Strictly adhere to FDA Food Code 2022 &amp; ServSafe Master Certified and FDA Food Code safety guidelines.
+- Calculate exact yield percentages and target sub-28% prime food costs.
+- Declare all 9 major food allergens on every recipe and menu formulation.</w:t>
       </w:r>
     </w:p>
     <w:p>
@@ -500,7 +501,7 @@
           <w:sz w:val="22"/>
           <w:szCs w:val="22"/>
         </w:rPr>
-        <w:t xml:space="preserve">[EXE-01] Master Recipe Costing Card &amp; Menu Engineering Matrix</w:t>
+        <w:t xml:space="preserve">[EXE-01] Recipe Yield Scaling &amp; Prime Food Cost Engineering Matrix</w:t>
       </w:r>
     </w:p>
     <w:p>
@@ -516,7 +517,7 @@
           <w:sz w:val="18"/>
           <w:szCs w:val="18"/>
         </w:rPr>
-        <w:t xml:space="preserve">Category: Core Operations  |  Model: Claude 3.5 Sonnet  |  Complexity: Enterprise Multi-Step  |  Tokens: ~1850</w:t>
+        <w:t xml:space="preserve">Category: Culinary Operations &amp; Cost Control  |  Recommended Model: Claude 3.5 Sonnet  |  Complexity: Enterprise Multi-Step  |  Tokens: ~1173</w:t>
       </w:r>
     </w:p>
     <w:p>
@@ -530,14 +531,14 @@
           <w:sz w:val="20"/>
           <w:szCs w:val="20"/>
         </w:rPr>
-        <w:t xml:space="preserve">Core Business Objective: </w:t>
-      </w:r>
-      <w:r>
-        <w:rPr>
-          <w:sz w:val="20"/>
-          <w:szCs w:val="20"/>
-        </w:rPr>
-        <w:t xml:space="preserve">Calculate exact plate cost, yield percentage, inventory portioning, and optimal menu pricing to achieve a 28% food cost target.</w:t>
+        <w:t xml:space="preserve">Core Professional Objective: </w:t>
+      </w:r>
+      <w:r>
+        <w:rPr>
+          <w:sz w:val="20"/>
+          <w:szCs w:val="20"/>
+        </w:rPr>
+        <w:t xml:space="preserve">Calculate precise edible portion (EP) weights, culinary yield percentages, ingredient costs, portion margins, and target menu pricing under strict 28-30% food cost targets.</w:t>
       </w:r>
     </w:p>
     <w:p>
@@ -574,7 +575,7 @@
           <w:sz w:val="20"/>
           <w:szCs w:val="20"/>
         </w:rPr>
-        <w:t xml:space="preserve">Step 1: Input triage and regulatory boundary verification.</w:t>
+        <w:t xml:space="preserve">Determine As-Purchased (AP) versus Edible Portion (EP) yield percentages.</w:t>
       </w:r>
     </w:p>
     <w:p>
@@ -597,7 +598,7 @@
           <w:sz w:val="20"/>
           <w:szCs w:val="20"/>
         </w:rPr>
-        <w:t xml:space="preserve">Step 2: Deep domain analysis and risk exposure calculation.</w:t>
+        <w:t xml:space="preserve">Calculate individual ingredient cost per batch and per portion.</w:t>
       </w:r>
     </w:p>
     <w:p>
@@ -620,7 +621,53 @@
           <w:sz w:val="20"/>
           <w:szCs w:val="20"/>
         </w:rPr>
-        <w:t xml:space="preserve">Step 3: Synthesis of final high-value deliverable with exact professional terminology.</w:t>
+        <w:t xml:space="preserve">Apply 5% seasoning and frying oil kitchen waste factor.</w:t>
+      </w:r>
+    </w:p>
+    <w:p>
+      <w:pPr>
+        <w:spacing w:after="20" w:before="20"/>
+        <w:ind w:left="360"/>
+      </w:pPr>
+      <w:r>
+        <w:rPr>
+          <w:b/>
+          <w:bCs/>
+          <w:color w:val="059669"/>
+          <w:sz w:val="20"/>
+          <w:szCs w:val="20"/>
+        </w:rPr>
+        <w:t xml:space="preserve">• </w:t>
+      </w:r>
+      <w:r>
+        <w:rPr>
+          <w:sz w:val="20"/>
+          <w:szCs w:val="20"/>
+        </w:rPr>
+        <w:t xml:space="preserve">Compute target menu selling price at specified food cost margin.</w:t>
+      </w:r>
+    </w:p>
+    <w:p>
+      <w:pPr>
+        <w:spacing w:after="20" w:before="20"/>
+        <w:ind w:left="360"/>
+      </w:pPr>
+      <w:r>
+        <w:rPr>
+          <w:b/>
+          <w:bCs/>
+          <w:color w:val="059669"/>
+          <w:sz w:val="20"/>
+          <w:szCs w:val="20"/>
+        </w:rPr>
+        <w:t xml:space="preserve">• </w:t>
+      </w:r>
+      <w:r>
+        <w:rPr>
+          <w:sz w:val="20"/>
+          <w:szCs w:val="20"/>
+        </w:rPr>
+        <w:t xml:space="preserve">Document allergen warnings and line-cook plating notes.</w:t>
       </w:r>
     </w:p>
     <w:p>
@@ -650,14 +697,14 @@
           <w:sz w:val="19"/>
           <w:szCs w:val="19"/>
         </w:rPr>
-        <w:t xml:space="preserve">{{PRIMARY_CASE_DATA}}: </w:t>
+        <w:t xml:space="preserve">{{DISH_NAME_AND_BATCH}}: </w:t>
       </w:r>
       <w:r>
         <w:rPr>
           <w:sz w:val="19"/>
           <w:szCs w:val="19"/>
         </w:rPr>
-        <w:t xml:space="preserve">Core operational parameters, data inputs, and constraints (Default: "Standard active case files and specifications in Culinary Operations, Fine Dining &amp; Hospitality.")</w:t>
+        <w:t xml:space="preserve">Recipe name, target batch size, and service portions (Default: "Pan-Roasted Atlantic Halibut with Saffron Fennel Risotto (24 portions)")</w:t>
       </w:r>
     </w:p>
     <w:p>
@@ -673,14 +720,14 @@
           <w:sz w:val="19"/>
           <w:szCs w:val="19"/>
         </w:rPr>
-        <w:t xml:space="preserve">{{TARGET_OBJECTIVE}}: </w:t>
+        <w:t xml:space="preserve">{{TARGET_FOOD_COST_PCT}}: </w:t>
       </w:r>
       <w:r>
         <w:rPr>
           <w:sz w:val="19"/>
           <w:szCs w:val="19"/>
         </w:rPr>
-        <w:t xml:space="preserve">Desired business outcome or deliverable specification (Default: "Calculate exact plate cost, yield percentage, inventory portioning, and optimal menu pricing to achieve a 28% food cost target.")</w:t>
+        <w:t xml:space="preserve">Target food cost percentage (Default: "28.0% target food cost")</w:t>
       </w:r>
     </w:p>
     <w:p>
@@ -696,14 +743,14 @@
           <w:sz w:val="19"/>
           <w:szCs w:val="19"/>
         </w:rPr>
-        <w:t xml:space="preserve">{{REGULATORY_STANDARD}}: </w:t>
+        <w:t xml:space="preserve">{{PURVEYOR_INVOICE_PRICES}}: </w:t>
       </w:r>
       <w:r>
         <w:rPr>
           <w:sz w:val="19"/>
           <w:szCs w:val="19"/>
         </w:rPr>
-        <w:t xml:space="preserve">Applicable legal or industry quality code (Default: "FDA Food Code 2022 &amp; ServSafe Master Certified")</w:t>
+        <w:t xml:space="preserve">Raw wholesale ingredient purchase prices (Default: "Halibut fillet $18.50/lb, Arborio rice $2.20/lb, Saffron $12.00/oz, Fennel bulbs $1.80/lb, Butter $3.60/lb")</w:t>
       </w:r>
     </w:p>
     <w:p>
@@ -732,22 +779,31 @@
           <w:szCs w:val="17"/>
         </w:rPr>
         <w:t xml:space="preserve">&lt;system_role&gt;
-You are an elite Executive Chef &amp; Culinary Director executing a high-stakes operational workflow under FDA Food Code 2022 &amp; ServSafe Master Certified.
+You are an expert Executive Chef &amp; Culinary Director operating strictly under FDA Food Code 2022 &amp; ServSafe Master Certified standards.
+Your objective is to produce ready-to-deploy professional work product with zero generic boilerplate.
 &lt;/system_role&gt;
-&lt;input_data&gt;
-Case Parameters: {{PRIMARY_CASE_DATA}}
-Target Objective: {{TARGET_OBJECTIVE}}
-Governing Standard: {{REGULATORY_STANDARD}}
-&lt;/input_data&gt;
-&lt;instructions&gt;
-1. Execute a comprehensive professional evaluation using established Culinary Operations, Fine Dining &amp; Hospitality best practices.
-2. Structure the deliverable into:
-   - Executive Brief &amp; Core Findings
-   - Technical / Analytical Deep-Dive
-   - Quantitative Metrics &amp; Risk Matrix
-   - Actionable Step-by-Step Implementation Protocol
-3. Avoid generic filler; produce ready-to-deploy, client-facing professional work product.
-&lt;/instructions&gt;</w:t>
+&lt;input_parameters&gt;
+DISH_NAME_AND_BATCH: {{DISH_NAME_AND_BATCH}}
+TARGET_FOOD_COST_PCT: {{TARGET_FOOD_COST_PCT}}
+PURVEYOR_INVOICE_PRICES: {{PURVEYOR_INVOICE_PRICES}}
+&lt;/input_parameters&gt;
+&lt;deliverable_specifications&gt;
+1. Professional Objective: Calculate precise edible portion (EP) weights, culinary yield percentages, ingredient costs, portion margins, and target menu pricing under strict 28-30% food cost targets.
+2. Governing Framework: FDA Food Code 2022 &amp; ServSafe Master Certified
+3. Execution Steps:
+   Step 1: Determine As-Purchased (AP) versus Edible Portion (EP) yield percentages.
+   Step 2: Calculate individual ingredient cost per batch and per portion.
+   Step 3: Apply 5% seasoning and frying oil kitchen waste factor.
+   Step 4: Compute target menu selling price at specified food cost margin.
+   Step 5: Document allergen warnings and line-cook plating notes.
+4. Strict Negative Constraints:
+   - Zero generic corporate filler or placeholder tags.
+   - All quantitative figures, standards, and references must be realistic and fully written out.
+   - If required parameters are missing, prompt for clarification rather than fabricating data.
+&lt;/deliverable_specifications&gt;
+&lt;output_formatting&gt;
+Deliver a structured, production-grade professional document with labeled sections, technical parameters, and actionable checkpoints.
+&lt;/output_formatting&gt;</w:t>
       </w:r>
     </w:p>
     <w:p>
@@ -777,19 +833,17 @@
           <w:sz w:val="18"/>
           <w:szCs w:val="18"/>
         </w:rPr>
-        <w:t xml:space="preserve">### EXECUTIVE CHEF &amp; CULINARY DIRECTOR | EXECUTIVE WORK PRODUCT SPECIFICATION
-#### 1. Strategic Appraisal &amp; Regulatory Scoping
-Under authoritative FDA Food Code 2022 &amp; ServSafe Master Certified guidelines, the submitted operational dataset has been audited for systemic compliance, latency hazards, and risk exposure. 
-#### 2. Key Diagnostic Findings
-- **Operational Alignment:** 94.2% compliance with baseline statutory frameworks.
-- **Identified Bottlenecks:** Manual data handovers and non-standardized documentation contribute to an estimated 16 hours of weekly latency per senior practitioner.
-- **Mitigation Protocol:** Implementation of the automated multi-tier verification matrix reduces risk probability to &lt; 1.0%.
-#### 3. Execution Action Matrix
-| Phase | Action Protocol | Accountable Role | Target Standard |
-|---|---|---|---|
-| Phase 1 | Baseline Data Normalization | Lead Practitioner | FDA Food Code 2022 &amp; ServSafe Master Certified |
-| Phase 2 | Execution &amp; Quality Control | Senior Specialist | Zero-Defect SLA |
-| Phase 3 | Final Review &amp; Archival | Managing Director | Institutional Sign-Off |</w:t>
+        <w:t xml:space="preserve">### CULINARY COST SPECIFICATION: PAN-ROASTED ATLANTIC HALIBUT
+**Yield:** 24 Entree Portions | **Target Food Cost:** 28.0% | **Standard:** FDA Food Code 2024
+#### 1. Recipe Cost Decomposition
+- Fresh Halibut Fillet (Skin-On): 12.0 lbs AP @ $18.50/lb (15% trim) = $222.00 ($9.25/portion)
+- Carnaroli Rice, Saffron, Fennel, European Butter, Aromatics = $31.10 ($1.30/portion)
+- Kitchen Waste &amp; Seasoning Buffer (+5%) = $12.65 ($0.53/portion)
+- **Total Recipe Batch Cost:** $265.75 | **Cost per Plate:** $11.08
+#### 2. Pricing &amp; Margin Model
+- Target Menu Price (@ 28.0% Food Cost): $39.57 -&gt; Recommended Menu Price: **$42.00**
+- Actual Food Cost at $42.00: 26.38% (Beat target margin by 1.62%)
+- Gross Contribution Margin: $30.92 per cover.</w:t>
       </w:r>
     </w:p>
     <w:p>
@@ -811,7 +865,7 @@
           <w:sz w:val="18"/>
           <w:szCs w:val="18"/>
         </w:rPr>
-        <w:t xml:space="preserve">Save this prompt in your Claude Projects or ChatGPT workspace as your daily co-pilot for high-volume Culinary Operations, Fine Dining &amp; Hospitality tasks.</w:t>
+        <w:t xml:space="preserve">Run this prompt before every seasonal menu revision to guarantee kitchen profitability before the printer gets the menus.</w:t>
       </w:r>
     </w:p>
     <w:p>
@@ -828,7 +882,7 @@
           <w:sz w:val="22"/>
           <w:szCs w:val="22"/>
         </w:rPr>
-        <w:t xml:space="preserve">[EXE-02] HACCP Time/Temperature Logbook &amp; Cross-Contamination Prevention Plan</w:t>
+        <w:t xml:space="preserve">[EXE-02] Quality Assurance &amp; Standards Compliance Audit</w:t>
       </w:r>
     </w:p>
     <w:p>
@@ -844,7 +898,7 @@
           <w:sz w:val="18"/>
           <w:szCs w:val="18"/>
         </w:rPr>
-        <w:t xml:space="preserve">Category: Risk &amp; Quality Assurance  |  Model: Claude 3.5 Sonnet  |  Complexity: Advanced  |  Tokens: ~1650</w:t>
+        <w:t xml:space="preserve">Category: Quality Control  |  Recommended Model: Claude 3.5 Sonnet  |  Complexity: Enterprise Multi-Step  |  Tokens: ~1312</w:t>
       </w:r>
     </w:p>
     <w:p>
@@ -858,14 +912,14 @@
           <w:sz w:val="20"/>
           <w:szCs w:val="20"/>
         </w:rPr>
-        <w:t xml:space="preserve">Core Business Objective: </w:t>
-      </w:r>
-      <w:r>
-        <w:rPr>
-          <w:sz w:val="20"/>
-          <w:szCs w:val="20"/>
-        </w:rPr>
-        <w:t xml:space="preserve">Structure daily kitchen station opening, cold-chain verification, and cooling curve monitoring protocols.</w:t>
+        <w:t xml:space="preserve">Core Professional Objective: </w:t>
+      </w:r>
+      <w:r>
+        <w:rPr>
+          <w:sz w:val="20"/>
+          <w:szCs w:val="20"/>
+        </w:rPr>
+        <w:t xml:space="preserve">Execute a rigorous quality control audit benchmarking deliverables against FDA Food Code 2022 &amp; ServSafe Master Certified criteria.</w:t>
       </w:r>
     </w:p>
     <w:p>
@@ -902,7 +956,7 @@
           <w:sz w:val="20"/>
           <w:szCs w:val="20"/>
         </w:rPr>
-        <w:t xml:space="preserve">Step 1: Rapid anomaly and liability detection.</w:t>
+        <w:t xml:space="preserve">Deconstruct audited subject against professional quality criteria.</w:t>
       </w:r>
     </w:p>
     <w:p>
@@ -925,7 +979,7 @@
           <w:sz w:val="20"/>
           <w:szCs w:val="20"/>
         </w:rPr>
-        <w:t xml:space="preserve">Step 2: Scoring against industry benchmarks.</w:t>
+        <w:t xml:space="preserve">Identify edge-case compliance defects, latency hazards, and inconsistencies.</w:t>
       </w:r>
     </w:p>
     <w:p>
@@ -948,7 +1002,30 @@
           <w:sz w:val="20"/>
           <w:szCs w:val="20"/>
         </w:rPr>
-        <w:t xml:space="preserve">Step 3: Corrective action memorandum drafting.</w:t>
+        <w:t xml:space="preserve">Assign benchmarked severity ratings (Low, Moderate, High, Critical).</w:t>
+      </w:r>
+    </w:p>
+    <w:p>
+      <w:pPr>
+        <w:spacing w:after="20" w:before="20"/>
+        <w:ind w:left="360"/>
+      </w:pPr>
+      <w:r>
+        <w:rPr>
+          <w:b/>
+          <w:bCs/>
+          <w:color w:val="059669"/>
+          <w:sz w:val="20"/>
+          <w:szCs w:val="20"/>
+        </w:rPr>
+        <w:t xml:space="preserve">• </w:t>
+      </w:r>
+      <w:r>
+        <w:rPr>
+          <w:sz w:val="20"/>
+          <w:szCs w:val="20"/>
+        </w:rPr>
+        <w:t xml:space="preserve">Prescribe immediate remedial corrections and preventative workflow controls.</w:t>
       </w:r>
     </w:p>
     <w:p>
@@ -978,14 +1055,14 @@
           <w:sz w:val="19"/>
           <w:szCs w:val="19"/>
         </w:rPr>
-        <w:t xml:space="preserve">{{AUDIT_SUBJECT}}: </w:t>
+        <w:t xml:space="preserve">{{AUDIT_SUBJECT_DATA}}: </w:t>
       </w:r>
       <w:r>
         <w:rPr>
           <w:sz w:val="19"/>
           <w:szCs w:val="19"/>
         </w:rPr>
-        <w:t xml:space="preserve">Matter, contract, or client situation to review (Default: "Active client case and operational parameters in Culinary Operations, Fine Dining &amp; Hospitality.")</w:t>
+        <w:t xml:space="preserve">Work product or workflow subject to audit (Default: "Production artifact in Culinary Operations, Fine Dining &amp; Hospitality")</w:t>
       </w:r>
     </w:p>
     <w:p>
@@ -1001,14 +1078,14 @@
           <w:sz w:val="19"/>
           <w:szCs w:val="19"/>
         </w:rPr>
-        <w:t xml:space="preserve">{{RISK_TOLERANCE}}: </w:t>
+        <w:t xml:space="preserve">{{RISK_TOLERANCE_LEVEL}}: </w:t>
       </w:r>
       <w:r>
         <w:rPr>
           <w:sz w:val="19"/>
           <w:szCs w:val="19"/>
         </w:rPr>
-        <w:t xml:space="preserve">Institutional risk threshold (Default: "Strict / Zero-Tolerance")</w:t>
+        <w:t xml:space="preserve">Strictness of compliance review (Default: "Zero-Defect / Strict Standard")</w:t>
       </w:r>
     </w:p>
     <w:p>
@@ -1037,19 +1114,29 @@
           <w:szCs w:val="17"/>
         </w:rPr>
         <w:t xml:space="preserve">&lt;system_role&gt;
-You are an expert Executive Chef &amp; Culinary Director performing an urgent quality assurance and risk audit.
+You are an expert Executive Chef &amp; Culinary Director operating strictly under FDA Food Code 2022 &amp; ServSafe Master Certified standards.
+Your objective is to produce ready-to-deploy professional work product with zero generic boilerplate.
 &lt;/system_role&gt;
-&lt;audit_input&gt;
-Subject: {{AUDIT_SUBJECT}}
-Tolerance: {{RISK_TOLERANCE}}
-Standard: FDA Food Code 2022 &amp; ServSafe Master Certified
-&lt;/audit_input&gt;
-&lt;output_format&gt;
-Deliver an urgent Risk Triage Memo:
-1. Critical Vulnerability Summary
-2. Benchmarked Risk Rating (Low / Moderate / Severe)
-3. Immediate Corrective Interventions
-&lt;/output_format&gt;</w:t>
+&lt;input_parameters&gt;
+AUDIT_SUBJECT_DATA: {{AUDIT_SUBJECT_DATA}}
+RISK_TOLERANCE_LEVEL: {{RISK_TOLERANCE_LEVEL}}
+&lt;/input_parameters&gt;
+&lt;deliverable_specifications&gt;
+1. Professional Objective: Execute a rigorous quality control audit benchmarking deliverables against FDA Food Code 2022 &amp; ServSafe Master Certified criteria.
+2. Governing Framework: FDA Food Code 2022 &amp; ServSafe Master Certified
+3. Execution Steps:
+   Step 1: Deconstruct audited subject against professional quality criteria.
+   Step 2: Identify edge-case compliance defects, latency hazards, and inconsistencies.
+   Step 3: Assign benchmarked severity ratings (Low, Moderate, High, Critical).
+   Step 4: Prescribe immediate remedial corrections and preventative workflow controls.
+4. Strict Negative Constraints:
+   - Zero generic corporate filler or placeholder tags.
+   - All quantitative figures, standards, and references must be realistic and fully written out.
+   - If required parameters are missing, prompt for clarification rather than fabricating data.
+&lt;/deliverable_specifications&gt;
+&lt;output_formatting&gt;
+Deliver a structured, production-grade professional document with labeled sections, technical parameters, and actionable checkpoints.
+&lt;/output_formatting&gt;</w:t>
       </w:r>
     </w:p>
     <w:p>
@@ -1079,11 +1166,14 @@
           <w:sz w:val="18"/>
           <w:szCs w:val="18"/>
         </w:rPr>
-        <w:t xml:space="preserve">### RISK TRIAGE &amp; QUALITY AUDIT REPORT
-**COMPLIANCE STANDARD:** FDA Food Code 2022 &amp; ServSafe Master Certified
-1. **Executive Vulnerability Summary:** Audited operational protocols identified zero catastrophic statutory breaches, but revealed workflow friction in documentation cadence.
-2. **Risk Rating: LOW-MODERATE.** Systemic controls are robust, requiring only minor standardization of intake parameters.
-3. **Corrective Action Plan:** Deploy standardized validation gates prior to final client sign-off.</w:t>
+        <w:t xml:space="preserve">### QUALITY ASSURANCE AUDIT REPORT
+**Audited Against:** FDA Food Code 2022 &amp; ServSafe Master Certified | **Severity Assessment:** High Precision
+#### 1. Executive Vulnerability Summary
+Audited operational materials exhibit 96.4% baseline conformity. Identified friction points involve non-standardized intake documentation and missing verification sign-offs.
+#### 2. Diagnostic Inspection Findings
+- High-Priority: Incomplete cross-referencing of governing guidelines in secondary appendices.
+- Moderate: Latency in inter-departmental handoffs contributing to 3-4 hours of preventable delay.
+- Remediation: Enforce standardized prompt intake gates and mandatory peer review prior to release.</w:t>
       </w:r>
     </w:p>
     <w:p>
@@ -1105,45 +1195,13 @@
           <w:sz w:val="18"/>
           <w:szCs w:val="18"/>
         </w:rPr>
-        <w:t xml:space="preserve">Run incoming client materials through this prompt before commencing billable execution.</w:t>
-      </w:r>
-    </w:p>
-    <w:p>
-      <w:pPr>
-        <w:pStyle w:val="Heading1"/>
-        <w:pageBreakBefore/>
-        <w:spacing w:after="180" w:before="240"/>
-      </w:pPr>
-      <w:r>
-        <w:rPr>
-          <w:rFonts w:ascii="Calibri" w:cs="Calibri" w:eastAsia="Calibri" w:hAnsi="Calibri"/>
-          <w:b/>
-          <w:bCs/>
-          <w:color w:val="0F172A"/>
-          <w:sz w:val="26"/>
-          <w:szCs w:val="26"/>
-        </w:rPr>
-        <w:t xml:space="preserve">PART V: CLAUDE PROJECT KNOWLEDGE BASE TRANSCRIPTS</w:t>
-      </w:r>
-    </w:p>
-    <w:p>
-      <w:pPr>
-        <w:spacing w:after="180" w:before="60"/>
-      </w:pPr>
-      <w:r>
-        <w:rPr>
-          <w:rFonts w:ascii="Calibri" w:cs="Calibri" w:eastAsia="Calibri" w:hAnsi="Calibri"/>
-          <w:color w:val="475569"/>
-          <w:sz w:val="20"/>
-          <w:szCs w:val="20"/>
-        </w:rPr>
-        <w:t xml:space="preserve">Upload these institutional knowledge files into the "Project Knowledge" section of Claude Projects to equip the model with domain reference standards.</w:t>
+        <w:t xml:space="preserve">Run this prompt on all incoming team deliverables before delivering final work products to external stakeholders.</w:t>
       </w:r>
     </w:p>
     <w:p>
       <w:pPr>
         <w:pStyle w:val="Heading2"/>
-        <w:spacing w:after="60" w:before="240"/>
+        <w:spacing w:after="60" w:before="280"/>
       </w:pPr>
       <w:r>
         <w:rPr>
@@ -1154,27 +1212,252 @@
           <w:sz w:val="22"/>
           <w:szCs w:val="22"/>
         </w:rPr>
-        <w:t xml:space="preserve">File: executive-chef_operating_standard.md</w:t>
-      </w:r>
-    </w:p>
-    <w:p>
-      <w:pPr>
-        <w:spacing w:after="60" w:before="0"/>
-      </w:pPr>
-      <w:r>
-        <w:rPr>
-          <w:i/>
-          <w:iCs/>
+        <w:t xml:space="preserve">[EXE-03] High-Stakes Stakeholder Briefing &amp; Strategic Correspondence</w:t>
+      </w:r>
+    </w:p>
+    <w:p>
+      <w:pPr>
+        <w:spacing w:after="80" w:before="0"/>
+      </w:pPr>
+      <w:r>
+        <w:rPr>
+          <w:rFonts w:ascii="Calibri" w:cs="Calibri" w:eastAsia="Calibri" w:hAnsi="Calibri"/>
+          <w:b/>
+          <w:bCs/>
           <w:color w:val="059669"/>
           <w:sz w:val="18"/>
           <w:szCs w:val="18"/>
         </w:rPr>
-        <w:t xml:space="preserve">Purpose: Institutional knowledge file for Executive Chef &amp; Culinary Director Claude Project.</w:t>
-      </w:r>
-    </w:p>
-    <w:p>
-      <w:pPr>
-        <w:spacing w:after="160" w:before="20"/>
+        <w:t xml:space="preserve">Category: Stakeholder Communications  |  Recommended Model: Claude 3.5 Sonnet  |  Complexity: Advanced  |  Tokens: ~1497</w:t>
+      </w:r>
+    </w:p>
+    <w:p>
+      <w:pPr>
+        <w:spacing w:after="40" w:before="40"/>
+      </w:pPr>
+      <w:r>
+        <w:rPr>
+          <w:b/>
+          <w:bCs/>
+          <w:sz w:val="20"/>
+          <w:szCs w:val="20"/>
+        </w:rPr>
+        <w:t xml:space="preserve">Core Professional Objective: </w:t>
+      </w:r>
+      <w:r>
+        <w:rPr>
+          <w:sz w:val="20"/>
+          <w:szCs w:val="20"/>
+        </w:rPr>
+        <w:t xml:space="preserve">Structure clear, persuasive, and transparent correspondence communicating critical developments or negotiations under FDA Food Code 2022 &amp; ServSafe Master Certified.</w:t>
+      </w:r>
+    </w:p>
+    <w:p>
+      <w:pPr>
+        <w:spacing w:after="40" w:before="60"/>
+      </w:pPr>
+      <w:r>
+        <w:rPr>
+          <w:b/>
+          <w:bCs/>
+          <w:sz w:val="20"/>
+          <w:szCs w:val="20"/>
+        </w:rPr>
+        <w:t xml:space="preserve">Sequential Execution Steps:</w:t>
+      </w:r>
+    </w:p>
+    <w:p>
+      <w:pPr>
+        <w:spacing w:after="20" w:before="20"/>
+        <w:ind w:left="360"/>
+      </w:pPr>
+      <w:r>
+        <w:rPr>
+          <w:b/>
+          <w:bCs/>
+          <w:color w:val="059669"/>
+          <w:sz w:val="20"/>
+          <w:szCs w:val="20"/>
+        </w:rPr>
+        <w:t xml:space="preserve">• </w:t>
+      </w:r>
+      <w:r>
+        <w:rPr>
+          <w:sz w:val="20"/>
+          <w:szCs w:val="20"/>
+        </w:rPr>
+        <w:t xml:space="preserve">Executive Summary: State the bottom-line situation in the opening paragraph.</w:t>
+      </w:r>
+    </w:p>
+    <w:p>
+      <w:pPr>
+        <w:spacing w:after="20" w:before="20"/>
+        <w:ind w:left="360"/>
+      </w:pPr>
+      <w:r>
+        <w:rPr>
+          <w:b/>
+          <w:bCs/>
+          <w:color w:val="059669"/>
+          <w:sz w:val="20"/>
+          <w:szCs w:val="20"/>
+        </w:rPr>
+        <w:t xml:space="preserve">• </w:t>
+      </w:r>
+      <w:r>
+        <w:rPr>
+          <w:sz w:val="20"/>
+          <w:szCs w:val="20"/>
+        </w:rPr>
+        <w:t xml:space="preserve">Context &amp; Contributing Factors: Objectively detail facts and constraints.</w:t>
+      </w:r>
+    </w:p>
+    <w:p>
+      <w:pPr>
+        <w:spacing w:after="20" w:before="20"/>
+        <w:ind w:left="360"/>
+      </w:pPr>
+      <w:r>
+        <w:rPr>
+          <w:b/>
+          <w:bCs/>
+          <w:color w:val="059669"/>
+          <w:sz w:val="20"/>
+          <w:szCs w:val="20"/>
+        </w:rPr>
+        <w:t xml:space="preserve">• </w:t>
+      </w:r>
+      <w:r>
+        <w:rPr>
+          <w:sz w:val="20"/>
+          <w:szCs w:val="20"/>
+        </w:rPr>
+        <w:t xml:space="preserve">Impact Assessment: Outline timeline, financial, or operational parameters.</w:t>
+      </w:r>
+    </w:p>
+    <w:p>
+      <w:pPr>
+        <w:spacing w:after="20" w:before="20"/>
+        <w:ind w:left="360"/>
+      </w:pPr>
+      <w:r>
+        <w:rPr>
+          <w:b/>
+          <w:bCs/>
+          <w:color w:val="059669"/>
+          <w:sz w:val="20"/>
+          <w:szCs w:val="20"/>
+        </w:rPr>
+        <w:t xml:space="preserve">• </w:t>
+      </w:r>
+      <w:r>
+        <w:rPr>
+          <w:sz w:val="20"/>
+          <w:szCs w:val="20"/>
+        </w:rPr>
+        <w:t xml:space="preserve">Actionable Proposal: Provide 2 clear paths forward with concrete recommendations.</w:t>
+      </w:r>
+    </w:p>
+    <w:p>
+      <w:pPr>
+        <w:spacing w:after="40" w:before="60"/>
+      </w:pPr>
+      <w:r>
+        <w:rPr>
+          <w:b/>
+          <w:bCs/>
+          <w:sz w:val="20"/>
+          <w:szCs w:val="20"/>
+        </w:rPr>
+        <w:t xml:space="preserve">Input Variables &amp; Parameters:</w:t>
+      </w:r>
+    </w:p>
+    <w:p>
+      <w:pPr>
+        <w:spacing w:after="20" w:before="20"/>
+        <w:ind w:left="360"/>
+      </w:pPr>
+      <w:r>
+        <w:rPr>
+          <w:b/>
+          <w:bCs/>
+          <w:color w:val="B45309"/>
+          <w:sz w:val="19"/>
+          <w:szCs w:val="19"/>
+        </w:rPr>
+        <w:t xml:space="preserve">{{STAKEHOLDER_COUNTERPARTY}}: </w:t>
+      </w:r>
+      <w:r>
+        <w:rPr>
+          <w:sz w:val="19"/>
+          <w:szCs w:val="19"/>
+        </w:rPr>
+        <w:t xml:space="preserve">Recipient identity and key concerns (Default: "Primary stakeholder in Culinary Operations, Fine Dining &amp; Hospitality")</w:t>
+      </w:r>
+    </w:p>
+    <w:p>
+      <w:pPr>
+        <w:spacing w:after="20" w:before="20"/>
+        <w:ind w:left="360"/>
+      </w:pPr>
+      <w:r>
+        <w:rPr>
+          <w:b/>
+          <w:bCs/>
+          <w:color w:val="B45309"/>
+          <w:sz w:val="19"/>
+          <w:szCs w:val="19"/>
+        </w:rPr>
+        <w:t xml:space="preserve">{{CORE_DEVELOPMENT_EVENT}}: </w:t>
+      </w:r>
+      <w:r>
+        <w:rPr>
+          <w:sz w:val="19"/>
+          <w:szCs w:val="19"/>
+        </w:rPr>
+        <w:t xml:space="preserve">The critical event or update to convey (Default: "Operational progress update and variance alignment")</w:t>
+      </w:r>
+    </w:p>
+    <w:p>
+      <w:pPr>
+        <w:spacing w:after="20" w:before="20"/>
+        <w:ind w:left="360"/>
+      </w:pPr>
+      <w:r>
+        <w:rPr>
+          <w:b/>
+          <w:bCs/>
+          <w:color w:val="B45309"/>
+          <w:sz w:val="19"/>
+          <w:szCs w:val="19"/>
+        </w:rPr>
+        <w:t xml:space="preserve">{{PROPOSED_RESOLUTION_TERMS}}: </w:t>
+      </w:r>
+      <w:r>
+        <w:rPr>
+          <w:sz w:val="19"/>
+          <w:szCs w:val="19"/>
+        </w:rPr>
+        <w:t xml:space="preserve">Proposed next steps and call-to-action (Default: "Structured review meeting and alignment on milestones")</w:t>
+      </w:r>
+    </w:p>
+    <w:p>
+      <w:pPr>
+        <w:spacing w:after="40" w:before="80"/>
+      </w:pPr>
+      <w:r>
+        <w:rPr>
+          <w:b/>
+          <w:bCs/>
+          <w:sz w:val="20"/>
+          <w:szCs w:val="20"/>
+        </w:rPr>
+        <w:t xml:space="preserve">Production Prompt Template (XML):</w:t>
+      </w:r>
+    </w:p>
+    <w:p>
+      <w:pPr>
+        <w:spacing w:after="80" w:before="20"/>
       </w:pPr>
       <w:r>
         <w:rPr>
@@ -1183,9 +1466,807 @@
           <w:sz w:val="17"/>
           <w:szCs w:val="17"/>
         </w:rPr>
-        <w:t xml:space="preserve"># Executive Chef &amp; Culinary Director Operating Baseline
-Governed under FDA Food Code 2022 &amp; ServSafe Master Certified.
-Mandate strict adherence to industry best practices and quantitative accountability.</w:t>
+        <w:t xml:space="preserve">&lt;system_role&gt;
+You are an expert Executive Chef &amp; Culinary Director operating strictly under FDA Food Code 2022 &amp; ServSafe Master Certified standards.
+Your objective is to produce ready-to-deploy professional work product with zero generic boilerplate.
+&lt;/system_role&gt;
+&lt;input_parameters&gt;
+STAKEHOLDER_COUNTERPARTY: {{STAKEHOLDER_COUNTERPARTY}}
+CORE_DEVELOPMENT_EVENT: {{CORE_DEVELOPMENT_EVENT}}
+PROPOSED_RESOLUTION_TERMS: {{PROPOSED_RESOLUTION_TERMS}}
+&lt;/input_parameters&gt;
+&lt;deliverable_specifications&gt;
+1. Professional Objective: Structure clear, persuasive, and transparent correspondence communicating critical developments or negotiations under FDA Food Code 2022 &amp; ServSafe Master Certified.
+2. Governing Framework: FDA Food Code 2022 &amp; ServSafe Master Certified
+3. Execution Steps:
+   Step 1: Executive Summary: State the bottom-line situation in the opening paragraph.
+   Step 2: Context &amp; Contributing Factors: Objectively detail facts and constraints.
+   Step 3: Impact Assessment: Outline timeline, financial, or operational parameters.
+   Step 4: Actionable Proposal: Provide 2 clear paths forward with concrete recommendations.
+4. Strict Negative Constraints:
+   - Zero generic corporate filler or placeholder tags.
+   - All quantitative figures, standards, and references must be realistic and fully written out.
+   - If required parameters are missing, prompt for clarification rather than fabricating data.
+&lt;/deliverable_specifications&gt;
+&lt;output_formatting&gt;
+Deliver a structured, production-grade professional document with labeled sections, technical parameters, and actionable checkpoints.
+&lt;/output_formatting&gt;</w:t>
+      </w:r>
+    </w:p>
+    <w:p>
+      <w:pPr>
+        <w:spacing w:after="40" w:before="60"/>
+      </w:pPr>
+      <w:r>
+        <w:rPr>
+          <w:b/>
+          <w:bCs/>
+          <w:sz w:val="19"/>
+          <w:szCs w:val="19"/>
+        </w:rPr>
+        <w:t xml:space="preserve">Verified Work Product Sample Output: </w:t>
+      </w:r>
+    </w:p>
+    <w:p>
+      <w:pPr>
+        <w:spacing w:after="120" w:before="20"/>
+      </w:pPr>
+      <w:r>
+        <w:rPr>
+          <w:rFonts w:ascii="Calibri" w:cs="Calibri" w:eastAsia="Calibri" w:hAnsi="Calibri"/>
+          <w:i/>
+          <w:iCs/>
+          <w:color w:val="475569"/>
+          <w:sz w:val="18"/>
+          <w:szCs w:val="18"/>
+        </w:rPr>
+        <w:t xml:space="preserve">### STRATEGIC PROFESSIONAL CORRESPONDENCE
+**Subject:** Operational Update &amp; Milestone Progression Alignment
+Dear Project Leadership,
+I am writing to provide a transparent progress briefing on our active operations within Culinary Operations, Fine Dining &amp; Hospitality, highlighting both core milestone completions and strategic adjustments to ensure 100% adherence to FDA Food Code 2022 &amp; ServSafe Master Certified standards.
+#### 1. Key Accomplishments to Date
+Over the preceding operational cycle, our team completed 92% of scheduled deliverables on or ahead of schedule, with quality benchmarks exceeding target SLAs.
+#### 2. Recommended Path Forward
+We recommend proceeding with Plan A: deploying our automated verification gates, which preserves our delivery timeline while guaranteeing complete statutory and technical compliance.
+Sincerely,
+[Lead Professional Title]</w:t>
+      </w:r>
+    </w:p>
+    <w:p>
+      <w:pPr>
+        <w:spacing w:after="200" w:before="40"/>
+      </w:pPr>
+      <w:r>
+        <w:rPr>
+          <w:b/>
+          <w:bCs/>
+          <w:color w:val="059669"/>
+          <w:sz w:val="18"/>
+          <w:szCs w:val="18"/>
+        </w:rPr>
+        <w:t xml:space="preserve">Implementation Pro Tip: </w:t>
+      </w:r>
+      <w:r>
+        <w:rPr>
+          <w:sz w:val="18"/>
+          <w:szCs w:val="18"/>
+        </w:rPr>
+        <w:t xml:space="preserve">Always provide a recommended path forward in paragraph 3 to guide decisive stakeholder consensus.</w:t>
+      </w:r>
+    </w:p>
+    <w:p>
+      <w:pPr>
+        <w:pStyle w:val="Heading2"/>
+        <w:spacing w:after="60" w:before="280"/>
+      </w:pPr>
+      <w:r>
+        <w:rPr>
+          <w:rFonts w:ascii="Calibri" w:cs="Calibri" w:eastAsia="Calibri" w:hAnsi="Calibri"/>
+          <w:b/>
+          <w:bCs/>
+          <w:color w:val="0F172A"/>
+          <w:sz w:val="22"/>
+          <w:szCs w:val="22"/>
+        </w:rPr>
+        <w:t xml:space="preserve">[EXE-04] Emergency Incident Triage &amp; Corrective Action Protocol</w:t>
+      </w:r>
+    </w:p>
+    <w:p>
+      <w:pPr>
+        <w:spacing w:after="80" w:before="0"/>
+      </w:pPr>
+      <w:r>
+        <w:rPr>
+          <w:rFonts w:ascii="Calibri" w:cs="Calibri" w:eastAsia="Calibri" w:hAnsi="Calibri"/>
+          <w:b/>
+          <w:bCs/>
+          <w:color w:val="059669"/>
+          <w:sz w:val="18"/>
+          <w:szCs w:val="18"/>
+        </w:rPr>
+        <w:t xml:space="preserve">Category: Incident &amp; Risk Triage  |  Recommended Model: Claude 3.5 Sonnet  |  Complexity: Advanced  |  Tokens: ~1641</w:t>
+      </w:r>
+    </w:p>
+    <w:p>
+      <w:pPr>
+        <w:spacing w:after="40" w:before="40"/>
+      </w:pPr>
+      <w:r>
+        <w:rPr>
+          <w:b/>
+          <w:bCs/>
+          <w:sz w:val="20"/>
+          <w:szCs w:val="20"/>
+        </w:rPr>
+        <w:t xml:space="preserve">Core Professional Objective: </w:t>
+      </w:r>
+      <w:r>
+        <w:rPr>
+          <w:sz w:val="20"/>
+          <w:szCs w:val="20"/>
+        </w:rPr>
+        <w:t xml:space="preserve">Formulate an immediate, structured response to acute operational failures, disputes, or hazards under FDA Food Code 2022 &amp; ServSafe Master Certified.</w:t>
+      </w:r>
+    </w:p>
+    <w:p>
+      <w:pPr>
+        <w:spacing w:after="40" w:before="60"/>
+      </w:pPr>
+      <w:r>
+        <w:rPr>
+          <w:b/>
+          <w:bCs/>
+          <w:sz w:val="20"/>
+          <w:szCs w:val="20"/>
+        </w:rPr>
+        <w:t xml:space="preserve">Sequential Execution Steps:</w:t>
+      </w:r>
+    </w:p>
+    <w:p>
+      <w:pPr>
+        <w:spacing w:after="20" w:before="20"/>
+        <w:ind w:left="360"/>
+      </w:pPr>
+      <w:r>
+        <w:rPr>
+          <w:b/>
+          <w:bCs/>
+          <w:color w:val="059669"/>
+          <w:sz w:val="20"/>
+          <w:szCs w:val="20"/>
+        </w:rPr>
+        <w:t xml:space="preserve">• </w:t>
+      </w:r>
+      <w:r>
+        <w:rPr>
+          <w:sz w:val="20"/>
+          <w:szCs w:val="20"/>
+        </w:rPr>
+        <w:t xml:space="preserve">Incident Classification: Triage severity rating and determine immediate containment actions.</w:t>
+      </w:r>
+    </w:p>
+    <w:p>
+      <w:pPr>
+        <w:spacing w:after="20" w:before="20"/>
+        <w:ind w:left="360"/>
+      </w:pPr>
+      <w:r>
+        <w:rPr>
+          <w:b/>
+          <w:bCs/>
+          <w:color w:val="059669"/>
+          <w:sz w:val="20"/>
+          <w:szCs w:val="20"/>
+        </w:rPr>
+        <w:t xml:space="preserve">• </w:t>
+      </w:r>
+      <w:r>
+        <w:rPr>
+          <w:sz w:val="20"/>
+          <w:szCs w:val="20"/>
+        </w:rPr>
+        <w:t xml:space="preserve">Root Cause Hypothesis: Isolate procedural or technical failure points.</w:t>
+      </w:r>
+    </w:p>
+    <w:p>
+      <w:pPr>
+        <w:spacing w:after="20" w:before="20"/>
+        <w:ind w:left="360"/>
+      </w:pPr>
+      <w:r>
+        <w:rPr>
+          <w:b/>
+          <w:bCs/>
+          <w:color w:val="059669"/>
+          <w:sz w:val="20"/>
+          <w:szCs w:val="20"/>
+        </w:rPr>
+        <w:t xml:space="preserve">• </w:t>
+      </w:r>
+      <w:r>
+        <w:rPr>
+          <w:sz w:val="20"/>
+          <w:szCs w:val="20"/>
+        </w:rPr>
+        <w:t xml:space="preserve">Remediation Playbook: Execute step-by-step containment and corrective protocols.</w:t>
+      </w:r>
+    </w:p>
+    <w:p>
+      <w:pPr>
+        <w:spacing w:after="20" w:before="20"/>
+        <w:ind w:left="360"/>
+      </w:pPr>
+      <w:r>
+        <w:rPr>
+          <w:b/>
+          <w:bCs/>
+          <w:color w:val="059669"/>
+          <w:sz w:val="20"/>
+          <w:szCs w:val="20"/>
+        </w:rPr>
+        <w:t xml:space="preserve">• </w:t>
+      </w:r>
+      <w:r>
+        <w:rPr>
+          <w:sz w:val="20"/>
+          <w:szCs w:val="20"/>
+        </w:rPr>
+        <w:t xml:space="preserve">Stakeholder Notification &amp; Post-Incident Archival: Draft mandatory compliance logs.</w:t>
+      </w:r>
+    </w:p>
+    <w:p>
+      <w:pPr>
+        <w:spacing w:after="40" w:before="60"/>
+      </w:pPr>
+      <w:r>
+        <w:rPr>
+          <w:b/>
+          <w:bCs/>
+          <w:sz w:val="20"/>
+          <w:szCs w:val="20"/>
+        </w:rPr>
+        <w:t xml:space="preserve">Input Variables &amp; Parameters:</w:t>
+      </w:r>
+    </w:p>
+    <w:p>
+      <w:pPr>
+        <w:spacing w:after="20" w:before="20"/>
+        <w:ind w:left="360"/>
+      </w:pPr>
+      <w:r>
+        <w:rPr>
+          <w:b/>
+          <w:bCs/>
+          <w:color w:val="B45309"/>
+          <w:sz w:val="19"/>
+          <w:szCs w:val="19"/>
+        </w:rPr>
+        <w:t xml:space="preserve">{{INCIDENT_DESCRIPTION}}: </w:t>
+      </w:r>
+      <w:r>
+        <w:rPr>
+          <w:sz w:val="19"/>
+          <w:szCs w:val="19"/>
+        </w:rPr>
+        <w:t xml:space="preserve">Urgent failure or risk event (Default: "Unexpected operational variance in Culinary Operations, Fine Dining &amp; Hospitality")</w:t>
+      </w:r>
+    </w:p>
+    <w:p>
+      <w:pPr>
+        <w:spacing w:after="20" w:before="20"/>
+        <w:ind w:left="360"/>
+      </w:pPr>
+      <w:r>
+        <w:rPr>
+          <w:b/>
+          <w:bCs/>
+          <w:color w:val="B45309"/>
+          <w:sz w:val="19"/>
+          <w:szCs w:val="19"/>
+        </w:rPr>
+        <w:t xml:space="preserve">{{IMMEDIATE_EXPOSURE}}: </w:t>
+      </w:r>
+      <w:r>
+        <w:rPr>
+          <w:sz w:val="19"/>
+          <w:szCs w:val="19"/>
+        </w:rPr>
+        <w:t xml:space="preserve">Potential financial, safety, or compliance fallout (Default: "Potential operational downtime and statutory compliance breach")</w:t>
+      </w:r>
+    </w:p>
+    <w:p>
+      <w:pPr>
+        <w:spacing w:after="20" w:before="20"/>
+        <w:ind w:left="360"/>
+      </w:pPr>
+      <w:r>
+        <w:rPr>
+          <w:b/>
+          <w:bCs/>
+          <w:color w:val="B45309"/>
+          <w:sz w:val="19"/>
+          <w:szCs w:val="19"/>
+        </w:rPr>
+        <w:t xml:space="preserve">{{ISOLATION_MEASURES}}: </w:t>
+      </w:r>
+      <w:r>
+        <w:rPr>
+          <w:sz w:val="19"/>
+          <w:szCs w:val="19"/>
+        </w:rPr>
+        <w:t xml:space="preserve">First-response containment steps already taken (Default: "Work halted and containment measures initiated")</w:t>
+      </w:r>
+    </w:p>
+    <w:p>
+      <w:pPr>
+        <w:spacing w:after="40" w:before="80"/>
+      </w:pPr>
+      <w:r>
+        <w:rPr>
+          <w:b/>
+          <w:bCs/>
+          <w:sz w:val="20"/>
+          <w:szCs w:val="20"/>
+        </w:rPr>
+        <w:t xml:space="preserve">Production Prompt Template (XML):</w:t>
+      </w:r>
+    </w:p>
+    <w:p>
+      <w:pPr>
+        <w:spacing w:after="80" w:before="20"/>
+      </w:pPr>
+      <w:r>
+        <w:rPr>
+          <w:rFonts w:ascii="Courier New" w:cs="Courier New" w:eastAsia="Courier New" w:hAnsi="Courier New"/>
+          <w:color w:val="1E293B"/>
+          <w:sz w:val="17"/>
+          <w:szCs w:val="17"/>
+        </w:rPr>
+        <w:t xml:space="preserve">&lt;system_role&gt;
+You are an expert Executive Chef &amp; Culinary Director operating strictly under FDA Food Code 2022 &amp; ServSafe Master Certified standards.
+Your objective is to produce ready-to-deploy professional work product with zero generic boilerplate.
+&lt;/system_role&gt;
+&lt;input_parameters&gt;
+INCIDENT_DESCRIPTION: {{INCIDENT_DESCRIPTION}}
+IMMEDIATE_EXPOSURE: {{IMMEDIATE_EXPOSURE}}
+ISOLATION_MEASURES: {{ISOLATION_MEASURES}}
+&lt;/input_parameters&gt;
+&lt;deliverable_specifications&gt;
+1. Professional Objective: Formulate an immediate, structured response to acute operational failures, disputes, or hazards under FDA Food Code 2022 &amp; ServSafe Master Certified.
+2. Governing Framework: FDA Food Code 2022 &amp; ServSafe Master Certified
+3. Execution Steps:
+   Step 1: Incident Classification: Triage severity rating and determine immediate containment actions.
+   Step 2: Root Cause Hypothesis: Isolate procedural or technical failure points.
+   Step 3: Remediation Playbook: Execute step-by-step containment and corrective protocols.
+   Step 4: Stakeholder Notification &amp; Post-Incident Archival: Draft mandatory compliance logs.
+4. Strict Negative Constraints:
+   - Zero generic corporate filler or placeholder tags.
+   - All quantitative figures, standards, and references must be realistic and fully written out.
+   - If required parameters are missing, prompt for clarification rather than fabricating data.
+&lt;/deliverable_specifications&gt;
+&lt;output_formatting&gt;
+Deliver a structured, production-grade professional document with labeled sections, technical parameters, and actionable checkpoints.
+&lt;/output_formatting&gt;</w:t>
+      </w:r>
+    </w:p>
+    <w:p>
+      <w:pPr>
+        <w:spacing w:after="40" w:before="60"/>
+      </w:pPr>
+      <w:r>
+        <w:rPr>
+          <w:b/>
+          <w:bCs/>
+          <w:sz w:val="19"/>
+          <w:szCs w:val="19"/>
+        </w:rPr>
+        <w:t xml:space="preserve">Verified Work Product Sample Output: </w:t>
+      </w:r>
+    </w:p>
+    <w:p>
+      <w:pPr>
+        <w:spacing w:after="120" w:before="20"/>
+      </w:pPr>
+      <w:r>
+        <w:rPr>
+          <w:rFonts w:ascii="Calibri" w:cs="Calibri" w:eastAsia="Calibri" w:hAnsi="Calibri"/>
+          <w:i/>
+          <w:iCs/>
+          <w:color w:val="475569"/>
+          <w:sz w:val="18"/>
+          <w:szCs w:val="18"/>
+        </w:rPr>
+        <w:t xml:space="preserve">### INCIDENT REMEDIATION &amp; ROOT-CAUSE TRIAGE REPORT
+**Event Severity:** SEV-1 Urgent | **Standard:** FDA Food Code 2022 &amp; ServSafe Master Certified
+#### 1. Executive Incident Summary
+At 09:15 UTC, an unexpected procedural variance occurred during live execution in Culinary Operations, Fine Dining &amp; Hospitality. Immediate containment protocols were initiated within 4 minutes, preventing secondary cascade damage.
+#### 2. Root Cause Analysis
+- **Direct Cause:** Failure of automated validation handoff prior to secondary stage execution.
+- **Systemic Factor:** Unsynchronized version dependencies in template parameter configurations.
+#### 3. Corrective Action Plan
+1. Isolate compromised workflow segment and restore from verified clean checkpoint.
+2. Implement automated pre-flight parameter verification rule.
+3. Conduct post-incident debrief within 24 hours to update permanent operational SOPs.</w:t>
+      </w:r>
+    </w:p>
+    <w:p>
+      <w:pPr>
+        <w:spacing w:after="200" w:before="40"/>
+      </w:pPr>
+      <w:r>
+        <w:rPr>
+          <w:b/>
+          <w:bCs/>
+          <w:color w:val="059669"/>
+          <w:sz w:val="18"/>
+          <w:szCs w:val="18"/>
+        </w:rPr>
+        <w:t xml:space="preserve">Implementation Pro Tip: </w:t>
+      </w:r>
+      <w:r>
+        <w:rPr>
+          <w:sz w:val="18"/>
+          <w:szCs w:val="18"/>
+        </w:rPr>
+        <w:t xml:space="preserve">Archive all incident logs with exact timestamps to establish defensible due diligence during compliance audits.</w:t>
+      </w:r>
+    </w:p>
+    <w:p>
+      <w:pPr>
+        <w:pStyle w:val="Heading2"/>
+        <w:spacing w:after="60" w:before="280"/>
+      </w:pPr>
+      <w:r>
+        <w:rPr>
+          <w:rFonts w:ascii="Calibri" w:cs="Calibri" w:eastAsia="Calibri" w:hAnsi="Calibri"/>
+          <w:b/>
+          <w:bCs/>
+          <w:color w:val="0F172A"/>
+          <w:sz w:val="22"/>
+          <w:szCs w:val="22"/>
+        </w:rPr>
+        <w:t xml:space="preserve">[EXE-05] Standard Operating Procedure (SOP) &amp; Team Delegation Runbook</w:t>
+      </w:r>
+    </w:p>
+    <w:p>
+      <w:pPr>
+        <w:spacing w:after="80" w:before="0"/>
+      </w:pPr>
+      <w:r>
+        <w:rPr>
+          <w:rFonts w:ascii="Calibri" w:cs="Calibri" w:eastAsia="Calibri" w:hAnsi="Calibri"/>
+          <w:b/>
+          <w:bCs/>
+          <w:color w:val="059669"/>
+          <w:sz w:val="18"/>
+          <w:szCs w:val="18"/>
+        </w:rPr>
+        <w:t xml:space="preserve">Category: Operations &amp; Delegation  |  Recommended Model: Claude 3.5 Sonnet  |  Complexity: Advanced  |  Tokens: ~1820</w:t>
+      </w:r>
+    </w:p>
+    <w:p>
+      <w:pPr>
+        <w:spacing w:after="40" w:before="40"/>
+      </w:pPr>
+      <w:r>
+        <w:rPr>
+          <w:b/>
+          <w:bCs/>
+          <w:sz w:val="20"/>
+          <w:szCs w:val="20"/>
+        </w:rPr>
+        <w:t xml:space="preserve">Core Professional Objective: </w:t>
+      </w:r>
+      <w:r>
+        <w:rPr>
+          <w:sz w:val="20"/>
+          <w:szCs w:val="20"/>
+        </w:rPr>
+        <w:t xml:space="preserve">Create a step-by-step delegation runbook enabling junior staff, apprentices, or assistants to execute complex workflows flawlessly without supervision.</w:t>
+      </w:r>
+    </w:p>
+    <w:p>
+      <w:pPr>
+        <w:spacing w:after="40" w:before="60"/>
+      </w:pPr>
+      <w:r>
+        <w:rPr>
+          <w:b/>
+          <w:bCs/>
+          <w:sz w:val="20"/>
+          <w:szCs w:val="20"/>
+        </w:rPr>
+        <w:t xml:space="preserve">Sequential Execution Steps:</w:t>
+      </w:r>
+    </w:p>
+    <w:p>
+      <w:pPr>
+        <w:spacing w:after="20" w:before="20"/>
+        <w:ind w:left="360"/>
+      </w:pPr>
+      <w:r>
+        <w:rPr>
+          <w:b/>
+          <w:bCs/>
+          <w:color w:val="059669"/>
+          <w:sz w:val="20"/>
+          <w:szCs w:val="20"/>
+        </w:rPr>
+        <w:t xml:space="preserve">• </w:t>
+      </w:r>
+      <w:r>
+        <w:rPr>
+          <w:sz w:val="20"/>
+          <w:szCs w:val="20"/>
+        </w:rPr>
+        <w:t xml:space="preserve">Pre-Requisite Checklist: Tools, access permissions, and required inputs.</w:t>
+      </w:r>
+    </w:p>
+    <w:p>
+      <w:pPr>
+        <w:spacing w:after="20" w:before="20"/>
+        <w:ind w:left="360"/>
+      </w:pPr>
+      <w:r>
+        <w:rPr>
+          <w:b/>
+          <w:bCs/>
+          <w:color w:val="059669"/>
+          <w:sz w:val="20"/>
+          <w:szCs w:val="20"/>
+        </w:rPr>
+        <w:t xml:space="preserve">• </w:t>
+      </w:r>
+      <w:r>
+        <w:rPr>
+          <w:sz w:val="20"/>
+          <w:szCs w:val="20"/>
+        </w:rPr>
+        <w:t xml:space="preserve">Step-by-Step Execution Sequence: Explicit chronological instructions with screenshots/criteria.</w:t>
+      </w:r>
+    </w:p>
+    <w:p>
+      <w:pPr>
+        <w:spacing w:after="20" w:before="20"/>
+        <w:ind w:left="360"/>
+      </w:pPr>
+      <w:r>
+        <w:rPr>
+          <w:b/>
+          <w:bCs/>
+          <w:color w:val="059669"/>
+          <w:sz w:val="20"/>
+          <w:szCs w:val="20"/>
+        </w:rPr>
+        <w:t xml:space="preserve">• </w:t>
+      </w:r>
+      <w:r>
+        <w:rPr>
+          <w:sz w:val="20"/>
+          <w:szCs w:val="20"/>
+        </w:rPr>
+        <w:t xml:space="preserve">Troubleshooting Decision Tree: If/Then logic for common errors or edge cases.</w:t>
+      </w:r>
+    </w:p>
+    <w:p>
+      <w:pPr>
+        <w:spacing w:after="20" w:before="20"/>
+        <w:ind w:left="360"/>
+      </w:pPr>
+      <w:r>
+        <w:rPr>
+          <w:b/>
+          <w:bCs/>
+          <w:color w:val="059669"/>
+          <w:sz w:val="20"/>
+          <w:szCs w:val="20"/>
+        </w:rPr>
+        <w:t xml:space="preserve">• </w:t>
+      </w:r>
+      <w:r>
+        <w:rPr>
+          <w:sz w:val="20"/>
+          <w:szCs w:val="20"/>
+        </w:rPr>
+        <w:t xml:space="preserve">Quality Sign-Off Gate: Specific acceptance criteria before submitting to lead.</w:t>
+      </w:r>
+    </w:p>
+    <w:p>
+      <w:pPr>
+        <w:spacing w:after="40" w:before="60"/>
+      </w:pPr>
+      <w:r>
+        <w:rPr>
+          <w:b/>
+          <w:bCs/>
+          <w:sz w:val="20"/>
+          <w:szCs w:val="20"/>
+        </w:rPr>
+        <w:t xml:space="preserve">Input Variables &amp; Parameters:</w:t>
+      </w:r>
+    </w:p>
+    <w:p>
+      <w:pPr>
+        <w:spacing w:after="20" w:before="20"/>
+        <w:ind w:left="360"/>
+      </w:pPr>
+      <w:r>
+        <w:rPr>
+          <w:b/>
+          <w:bCs/>
+          <w:color w:val="B45309"/>
+          <w:sz w:val="19"/>
+          <w:szCs w:val="19"/>
+        </w:rPr>
+        <w:t xml:space="preserve">{{DELEGATED_WORKFLOW_NAME}}: </w:t>
+      </w:r>
+      <w:r>
+        <w:rPr>
+          <w:sz w:val="19"/>
+          <w:szCs w:val="19"/>
+        </w:rPr>
+        <w:t xml:space="preserve">Name of the operational workflow (Default: "Routine daily execution in Culinary Operations, Fine Dining &amp; Hospitality")</w:t>
+      </w:r>
+    </w:p>
+    <w:p>
+      <w:pPr>
+        <w:spacing w:after="20" w:before="20"/>
+        <w:ind w:left="360"/>
+      </w:pPr>
+      <w:r>
+        <w:rPr>
+          <w:b/>
+          <w:bCs/>
+          <w:color w:val="B45309"/>
+          <w:sz w:val="19"/>
+          <w:szCs w:val="19"/>
+        </w:rPr>
+        <w:t xml:space="preserve">{{ASSIGNEE_SKILL_LEVEL}}: </w:t>
+      </w:r>
+      <w:r>
+        <w:rPr>
+          <w:sz w:val="19"/>
+          <w:szCs w:val="19"/>
+        </w:rPr>
+        <w:t xml:space="preserve">Target skill level of team member (Default: "Junior Professional / Apprentice")</w:t>
+      </w:r>
+    </w:p>
+    <w:p>
+      <w:pPr>
+        <w:spacing w:after="20" w:before="20"/>
+        <w:ind w:left="360"/>
+      </w:pPr>
+      <w:r>
+        <w:rPr>
+          <w:b/>
+          <w:bCs/>
+          <w:color w:val="B45309"/>
+          <w:sz w:val="19"/>
+          <w:szCs w:val="19"/>
+        </w:rPr>
+        <w:t xml:space="preserve">{{VERIFICATION_CHECKPOINTS}}: </w:t>
+      </w:r>
+      <w:r>
+        <w:rPr>
+          <w:sz w:val="19"/>
+          <w:szCs w:val="19"/>
+        </w:rPr>
+        <w:t xml:space="preserve">Required sign-off checkpoints (Default: "Pre-flight check, mid-execution review, final delivery sign-off")</w:t>
+      </w:r>
+    </w:p>
+    <w:p>
+      <w:pPr>
+        <w:spacing w:after="40" w:before="80"/>
+      </w:pPr>
+      <w:r>
+        <w:rPr>
+          <w:b/>
+          <w:bCs/>
+          <w:sz w:val="20"/>
+          <w:szCs w:val="20"/>
+        </w:rPr>
+        <w:t xml:space="preserve">Production Prompt Template (XML):</w:t>
+      </w:r>
+    </w:p>
+    <w:p>
+      <w:pPr>
+        <w:spacing w:after="80" w:before="20"/>
+      </w:pPr>
+      <w:r>
+        <w:rPr>
+          <w:rFonts w:ascii="Courier New" w:cs="Courier New" w:eastAsia="Courier New" w:hAnsi="Courier New"/>
+          <w:color w:val="1E293B"/>
+          <w:sz w:val="17"/>
+          <w:szCs w:val="17"/>
+        </w:rPr>
+        <w:t xml:space="preserve">&lt;system_role&gt;
+You are an expert Executive Chef &amp; Culinary Director operating strictly under FDA Food Code 2022 &amp; ServSafe Master Certified standards.
+Your objective is to produce ready-to-deploy professional work product with zero generic boilerplate.
+&lt;/system_role&gt;
+&lt;input_parameters&gt;
+DELEGATED_WORKFLOW_NAME: {{DELEGATED_WORKFLOW_NAME}}
+ASSIGNEE_SKILL_LEVEL: {{ASSIGNEE_SKILL_LEVEL}}
+VERIFICATION_CHECKPOINTS: {{VERIFICATION_CHECKPOINTS}}
+&lt;/input_parameters&gt;
+&lt;deliverable_specifications&gt;
+1. Professional Objective: Create a step-by-step delegation runbook enabling junior staff, apprentices, or assistants to execute complex workflows flawlessly without supervision.
+2. Governing Framework: FDA Food Code 2022 &amp; ServSafe Master Certified
+3. Execution Steps:
+   Step 1: Pre-Requisite Checklist: Tools, access permissions, and required inputs.
+   Step 2: Step-by-Step Execution Sequence: Explicit chronological instructions with screenshots/criteria.
+   Step 3: Troubleshooting Decision Tree: If/Then logic for common errors or edge cases.
+   Step 4: Quality Sign-Off Gate: Specific acceptance criteria before submitting to lead.
+4. Strict Negative Constraints:
+   - Zero generic corporate filler or placeholder tags.
+   - All quantitative figures, standards, and references must be realistic and fully written out.
+   - If required parameters are missing, prompt for clarification rather than fabricating data.
+&lt;/deliverable_specifications&gt;
+&lt;output_formatting&gt;
+Deliver a structured, production-grade professional document with labeled sections, technical parameters, and actionable checkpoints.
+&lt;/output_formatting&gt;</w:t>
+      </w:r>
+    </w:p>
+    <w:p>
+      <w:pPr>
+        <w:spacing w:after="40" w:before="60"/>
+      </w:pPr>
+      <w:r>
+        <w:rPr>
+          <w:b/>
+          <w:bCs/>
+          <w:sz w:val="19"/>
+          <w:szCs w:val="19"/>
+        </w:rPr>
+        <w:t xml:space="preserve">Verified Work Product Sample Output: </w:t>
+      </w:r>
+    </w:p>
+    <w:p>
+      <w:pPr>
+        <w:spacing w:after="120" w:before="20"/>
+      </w:pPr>
+      <w:r>
+        <w:rPr>
+          <w:rFonts w:ascii="Calibri" w:cs="Calibri" w:eastAsia="Calibri" w:hAnsi="Calibri"/>
+          <w:i/>
+          <w:iCs/>
+          <w:color w:val="475569"/>
+          <w:sz w:val="18"/>
+          <w:szCs w:val="18"/>
+        </w:rPr>
+        <w:t xml:space="preserve">### STANDARD OPERATING PROCEDURE (SOP)
+**Workflow:** Daily Operational Execution | **Audience:** Junior Team Members &amp; Associates
+#### 1. Pre-Flight Preparation Checklist
+- [ ] Confirm all input datasets are sanitized and verified against FDA Food Code 2022 &amp; ServSafe Master Certified.
+- [ ] Verify access credentials to internal repositories and documentation systems.
+#### 2. Chronological Execution Sequence
+1. **Intake Normalization:** Open daily task queue and verify parameters against standard templates.
+2. **Execution Phase:** Process task using approved prompt templates with zero ad-hoc modifications.
+3. **Quality Self-Audit:** Verify output against the 5-point quality checklist before requesting review.
+#### 3. Escalation Decision Protocol
+- *If input data lacks required fields:* Do NOT guess. Place item in Pending Hold and notify lead.
+- *If execution time exceeds standard SLA by &gt; 20%:* Flag bottleneck in team chat immediately.</w:t>
+      </w:r>
+    </w:p>
+    <w:p>
+      <w:pPr>
+        <w:spacing w:after="200" w:before="40"/>
+      </w:pPr>
+      <w:r>
+        <w:rPr>
+          <w:b/>
+          <w:bCs/>
+          <w:color w:val="059669"/>
+          <w:sz w:val="18"/>
+          <w:szCs w:val="18"/>
+        </w:rPr>
+        <w:t xml:space="preserve">Implementation Pro Tip: </w:t>
+      </w:r>
+      <w:r>
+        <w:rPr>
+          <w:sz w:val="18"/>
+          <w:szCs w:val="18"/>
+        </w:rPr>
+        <w:t xml:space="preserve">Use this SOP during onboarding to get new associates delivering client-ready work within their first 48 hours.</w:t>
       </w:r>
     </w:p>
     <w:p>
@@ -1203,7 +2284,21 @@
           <w:sz w:val="26"/>
           <w:szCs w:val="26"/>
         </w:rPr>
-        <w:t xml:space="preserve">PART VI: AUTOMATION &amp; API INTEGRATION RECIPES</w:t>
+        <w:t xml:space="preserve">PART V: CLAUDE PROJECT KNOWLEDGE BASE TRANSCRIPTS</w:t>
+      </w:r>
+    </w:p>
+    <w:p>
+      <w:pPr>
+        <w:spacing w:after="180" w:before="60"/>
+      </w:pPr>
+      <w:r>
+        <w:rPr>
+          <w:rFonts w:ascii="Calibri" w:cs="Calibri" w:eastAsia="Calibri" w:hAnsi="Calibri"/>
+          <w:color w:val="475569"/>
+          <w:sz w:val="20"/>
+          <w:szCs w:val="20"/>
+        </w:rPr>
+        <w:t xml:space="preserve">Upload these institutional knowledge files into the "Project Knowledge" section of Claude Projects to equip the model with domain reference standards.</w:t>
       </w:r>
     </w:p>
     <w:p>
@@ -1220,7 +2315,7 @@
           <w:sz w:val="22"/>
           <w:szCs w:val="22"/>
         </w:rPr>
-        <w:t xml:space="preserve">Executive Chef &amp; Culinary Director Automated Client Intake Pipeline</w:t>
+        <w:t xml:space="preserve">File: executive-chef-ai-prompts-system-workflows_culinary_haccp_standards.md</w:t>
       </w:r>
     </w:p>
     <w:p>
@@ -1229,118 +2324,30 @@
       </w:pPr>
       <w:r>
         <w:rPr>
-          <w:rFonts w:ascii="Calibri" w:cs="Calibri" w:eastAsia="Calibri" w:hAnsi="Calibri"/>
-          <w:b/>
-          <w:bCs/>
+          <w:i/>
+          <w:iCs/>
           <w:color w:val="059669"/>
           <w:sz w:val="18"/>
           <w:szCs w:val="18"/>
         </w:rPr>
-        <w:t xml:space="preserve">Tooling Stack: Zapier / Make + Claude API + Slack / Google Docs  |  Trigger: New client inquiry form submission or file upload</w:t>
-      </w:r>
-    </w:p>
-    <w:p>
-      <w:pPr>
-        <w:spacing w:after="40" w:before="40"/>
-      </w:pPr>
-      <w:r>
-        <w:rPr>
-          <w:b/>
-          <w:bCs/>
-          <w:sz w:val="20"/>
-          <w:szCs w:val="20"/>
-        </w:rPr>
-        <w:t xml:space="preserve">Pipeline Execution Sequence:</w:t>
-      </w:r>
-    </w:p>
-    <w:p>
-      <w:pPr>
-        <w:spacing w:after="20" w:before="20"/>
-        <w:ind w:left="360"/>
-      </w:pPr>
-      <w:r>
-        <w:rPr>
-          <w:b/>
-          <w:bCs/>
-          <w:color w:val="B45309"/>
-          <w:sz w:val="20"/>
-          <w:szCs w:val="20"/>
-        </w:rPr>
-        <w:t xml:space="preserve">→ </w:t>
-      </w:r>
-      <w:r>
-        <w:rPr>
-          <w:sz w:val="20"/>
-          <w:szCs w:val="20"/>
-        </w:rPr>
-        <w:t xml:space="preserve">Extract raw input fields from web intake form.</w:t>
-      </w:r>
-    </w:p>
-    <w:p>
-      <w:pPr>
-        <w:spacing w:after="20" w:before="20"/>
-        <w:ind w:left="360"/>
-      </w:pPr>
-      <w:r>
-        <w:rPr>
-          <w:b/>
-          <w:bCs/>
-          <w:color w:val="B45309"/>
-          <w:sz w:val="20"/>
-          <w:szCs w:val="20"/>
-        </w:rPr>
-        <w:t xml:space="preserve">→ </w:t>
-      </w:r>
-      <w:r>
-        <w:rPr>
-          <w:sz w:val="20"/>
-          <w:szCs w:val="20"/>
-        </w:rPr>
-        <w:t xml:space="preserve">Run through Executive Chef &amp; Culinary Director core triage prompt chain.</w:t>
-      </w:r>
-    </w:p>
-    <w:p>
-      <w:pPr>
-        <w:spacing w:after="20" w:before="20"/>
-        <w:ind w:left="360"/>
-      </w:pPr>
-      <w:r>
-        <w:rPr>
-          <w:b/>
-          <w:bCs/>
-          <w:color w:val="B45309"/>
-          <w:sz w:val="20"/>
-          <w:szCs w:val="20"/>
-        </w:rPr>
-        <w:t xml:space="preserve">→ </w:t>
-      </w:r>
-      <w:r>
-        <w:rPr>
-          <w:sz w:val="20"/>
-          <w:szCs w:val="20"/>
-        </w:rPr>
-        <w:t xml:space="preserve">Generate structured briefing memo and notify practitioner via email or Slack.</w:t>
-      </w:r>
-    </w:p>
-    <w:p>
-      <w:pPr>
-        <w:spacing w:after="160" w:before="60"/>
-      </w:pPr>
-      <w:r>
-        <w:rPr>
-          <w:b/>
-          <w:bCs/>
-          <w:sz w:val="20"/>
-          <w:szCs w:val="20"/>
-        </w:rPr>
-        <w:t xml:space="preserve">Expected Automated Outcome: </w:t>
-      </w:r>
-      <w:r>
-        <w:rPr>
-          <w:sz w:val="20"/>
-          <w:szCs w:val="20"/>
-        </w:rPr>
-        <w:t xml:space="preserve">Comprehensive, structured operational brief prepared before the practitioner opens the file.</w:t>
+        <w:t xml:space="preserve">Purpose: Food safety thresholds and prime cost engineering benchmarks.</w:t>
+      </w:r>
+    </w:p>
+    <w:p>
+      <w:pPr>
+        <w:spacing w:after="160" w:before="20"/>
+      </w:pPr>
+      <w:r>
+        <w:rPr>
+          <w:rFonts w:ascii="Courier New" w:cs="Courier New" w:eastAsia="Courier New" w:hAnsi="Courier New"/>
+          <w:color w:val="1E293B"/>
+          <w:sz w:val="17"/>
+          <w:szCs w:val="17"/>
+        </w:rPr>
+        <w:t xml:space="preserve"># Food Safety &amp; Cost Standard: FDA Food Code 2022 &amp; ServSafe Master Certified
+1. **HACCP Temperature Critical Control Points:** Cold food holding strictly under 41°F (5°C); hot food holding strictly above 135°F (57°C). Time-temperature abuse logs must be executed every 4 hours.
+2. **Prime Cost Margin Target:** Food cost must not exceed 28.5% of gross menu revenue on standard entrees and 24.0% on banquet catering.
+3. **Major Allergen Isolation:** Dedicated color-coded prep boards and sanitized utensils required when preparing gluten-free, dairy-free, nut-free, and shellfish-free orders.</w:t>
       </w:r>
     </w:p>
     <w:p>
@@ -1358,7 +2365,7 @@
           <w:sz w:val="26"/>
           <w:szCs w:val="26"/>
         </w:rPr>
-        <w:t xml:space="preserve">PART VII: 30-60-90 DAY FIRM AI ADOPTION ROADMAP</w:t>
+        <w:t xml:space="preserve">PART VI: AUTOMATION &amp; API INTEGRATION RECIPES</w:t>
       </w:r>
     </w:p>
     <w:p>
@@ -1375,7 +2382,7 @@
           <w:sz w:val="22"/>
           <w:szCs w:val="22"/>
         </w:rPr>
-        <w:t xml:space="preserve">Day 1 - 7: Workspace &amp; System Prompt Configuration</w:t>
+        <w:t xml:space="preserve">Executive Chef &amp; Culinary Director Automated Catering Inquiry &amp; Tasting Menu Proposal Pipeline</w:t>
       </w:r>
     </w:p>
     <w:p>
@@ -1384,6 +2391,161 @@
       </w:pPr>
       <w:r>
         <w:rPr>
+          <w:rFonts w:ascii="Calibri" w:cs="Calibri" w:eastAsia="Calibri" w:hAnsi="Calibri"/>
+          <w:b/>
+          <w:bCs/>
+          <w:color w:val="059669"/>
+          <w:sz w:val="18"/>
+          <w:szCs w:val="18"/>
+        </w:rPr>
+        <w:t xml:space="preserve">Tooling Stack: TripleSeat / Resy + Claude API + Executive Chef Dashboard  |  Trigger: New private event or corporate banquet inquiry submission</w:t>
+      </w:r>
+    </w:p>
+    <w:p>
+      <w:pPr>
+        <w:spacing w:after="40" w:before="40"/>
+      </w:pPr>
+      <w:r>
+        <w:rPr>
+          <w:b/>
+          <w:bCs/>
+          <w:sz w:val="20"/>
+          <w:szCs w:val="20"/>
+        </w:rPr>
+        <w:t xml:space="preserve">Pipeline Execution Sequence:</w:t>
+      </w:r>
+    </w:p>
+    <w:p>
+      <w:pPr>
+        <w:spacing w:after="20" w:before="20"/>
+        <w:ind w:left="360"/>
+      </w:pPr>
+      <w:r>
+        <w:rPr>
+          <w:b/>
+          <w:bCs/>
+          <w:color w:val="B45309"/>
+          <w:sz w:val="20"/>
+          <w:szCs w:val="20"/>
+        </w:rPr>
+        <w:t xml:space="preserve">→ </w:t>
+      </w:r>
+      <w:r>
+        <w:rPr>
+          <w:sz w:val="20"/>
+          <w:szCs w:val="20"/>
+        </w:rPr>
+        <w:t xml:space="preserve">Extract guest count, budget per cover, and dietary/allergen restrictions.</w:t>
+      </w:r>
+    </w:p>
+    <w:p>
+      <w:pPr>
+        <w:spacing w:after="20" w:before="20"/>
+        <w:ind w:left="360"/>
+      </w:pPr>
+      <w:r>
+        <w:rPr>
+          <w:b/>
+          <w:bCs/>
+          <w:color w:val="B45309"/>
+          <w:sz w:val="20"/>
+          <w:szCs w:val="20"/>
+        </w:rPr>
+        <w:t xml:space="preserve">→ </w:t>
+      </w:r>
+      <w:r>
+        <w:rPr>
+          <w:sz w:val="20"/>
+          <w:szCs w:val="20"/>
+        </w:rPr>
+        <w:t xml:space="preserve">Execute Chain 1 (Recipe Yield &amp; Food Cost Matrix) to formulate seasonal multi-course menu.</w:t>
+      </w:r>
+    </w:p>
+    <w:p>
+      <w:pPr>
+        <w:spacing w:after="20" w:before="20"/>
+        <w:ind w:left="360"/>
+      </w:pPr>
+      <w:r>
+        <w:rPr>
+          <w:b/>
+          <w:bCs/>
+          <w:color w:val="B45309"/>
+          <w:sz w:val="20"/>
+          <w:szCs w:val="20"/>
+        </w:rPr>
+        <w:t xml:space="preserve">→ </w:t>
+      </w:r>
+      <w:r>
+        <w:rPr>
+          <w:sz w:val="20"/>
+          <w:szCs w:val="20"/>
+        </w:rPr>
+        <w:t xml:space="preserve">Deliver formatted banquet proposal with prime cost margins to event coordinator.</w:t>
+      </w:r>
+    </w:p>
+    <w:p>
+      <w:pPr>
+        <w:spacing w:after="160" w:before="60"/>
+      </w:pPr>
+      <w:r>
+        <w:rPr>
+          <w:b/>
+          <w:bCs/>
+          <w:sz w:val="20"/>
+          <w:szCs w:val="20"/>
+        </w:rPr>
+        <w:t xml:space="preserve">Expected Automated Outcome: </w:t>
+      </w:r>
+      <w:r>
+        <w:rPr>
+          <w:sz w:val="20"/>
+          <w:szCs w:val="20"/>
+        </w:rPr>
+        <w:t xml:space="preserve">Chef-approved seasonal event menu proposal with allergen matrix sent to client in under 30 minutes.</w:t>
+      </w:r>
+    </w:p>
+    <w:p>
+      <w:pPr>
+        <w:pStyle w:val="Heading1"/>
+        <w:pageBreakBefore/>
+        <w:spacing w:after="180" w:before="240"/>
+      </w:pPr>
+      <w:r>
+        <w:rPr>
+          <w:rFonts w:ascii="Calibri" w:cs="Calibri" w:eastAsia="Calibri" w:hAnsi="Calibri"/>
+          <w:b/>
+          <w:bCs/>
+          <w:color w:val="0F172A"/>
+          <w:sz w:val="26"/>
+          <w:szCs w:val="26"/>
+        </w:rPr>
+        <w:t xml:space="preserve">PART VII: 30-60-90 DAY PROFESSIONAL AI ADOPTION ROADMAP</w:t>
+      </w:r>
+    </w:p>
+    <w:p>
+      <w:pPr>
+        <w:pStyle w:val="Heading2"/>
+        <w:spacing w:after="60" w:before="240"/>
+      </w:pPr>
+      <w:r>
+        <w:rPr>
+          <w:rFonts w:ascii="Calibri" w:cs="Calibri" w:eastAsia="Calibri" w:hAnsi="Calibri"/>
+          <w:b/>
+          <w:bCs/>
+          <w:color w:val="0F172A"/>
+          <w:sz w:val="22"/>
+          <w:szCs w:val="22"/>
+        </w:rPr>
+        <w:t xml:space="preserve">Day 1 - 7: Culinary Repository &amp; Kitchen Operating Setup</w:t>
+      </w:r>
+    </w:p>
+    <w:p>
+      <w:pPr>
+        <w:spacing w:after="60" w:before="0"/>
+      </w:pPr>
+      <w:r>
+        <w:rPr>
           <w:b/>
           <w:bCs/>
           <w:sz w:val="20"/>
@@ -1396,7 +2558,7 @@
           <w:sz w:val="20"/>
           <w:szCs w:val="20"/>
         </w:rPr>
-        <w:t xml:space="preserve">Initialize Claude Projects and Custom GPT workspaces for Executive Chef &amp; Culinary Director.</w:t>
+        <w:t xml:space="preserve">Configure AI workspaces and recipe databases for Executive Chef &amp; Culinary Director.</w:t>
       </w:r>
     </w:p>
     <w:p>
@@ -1419,7 +2581,7 @@
           <w:sz w:val="20"/>
           <w:szCs w:val="20"/>
         </w:rPr>
-        <w:t xml:space="preserve">Upload Master System Prompt into Claude Projects Custom Instructions.</w:t>
+        <w:t xml:space="preserve">Upload Master System Prompt into custom instructions.</w:t>
       </w:r>
     </w:p>
     <w:p>
@@ -1442,7 +2604,7 @@
           <w:sz w:val="20"/>
           <w:szCs w:val="20"/>
         </w:rPr>
-        <w:t xml:space="preserve">Import knowledge base guidelines into project memory.</w:t>
+        <w:t xml:space="preserve">Import purveyor price guides, recipe yields, and inventory par sheets into project knowledge.</w:t>
       </w:r>
     </w:p>
     <w:p>
@@ -1465,7 +2627,7 @@
           <w:sz w:val="20"/>
           <w:szCs w:val="20"/>
         </w:rPr>
-        <w:t xml:space="preserve">Execute baseline test run on prompt chain #1 with past sanitized files.</w:t>
+        <w:t xml:space="preserve">Execute test recipe costing calculation on signature entrees.</w:t>
       </w:r>
     </w:p>
     <w:p>
@@ -1489,7 +2651,7 @@
           <w:sz w:val="19"/>
           <w:szCs w:val="19"/>
         </w:rPr>
-        <w:t xml:space="preserve">100% adherence to professional standards verified.</w:t>
+        <w:t xml:space="preserve">Food cost calculations verified to within 0.1% accuracy.</w:t>
       </w:r>
     </w:p>
     <w:p>
@@ -1506,7 +2668,7 @@
           <w:sz w:val="22"/>
           <w:szCs w:val="22"/>
         </w:rPr>
-        <w:t xml:space="preserve">Day 8 - 30: Routine Operational Task Deployment</w:t>
+        <w:t xml:space="preserve">Day 8 - 30: Menu Costing &amp; Daily Line Prep Integration</w:t>
       </w:r>
     </w:p>
     <w:p>
@@ -1527,7 +2689,7 @@
           <w:sz w:val="20"/>
           <w:szCs w:val="20"/>
         </w:rPr>
-        <w:t xml:space="preserve">Replace manual repetitive drafting with automated prompt chains.</w:t>
+        <w:t xml:space="preserve">Deploy automated recipe yield scaling and HACCP sanitation logs.</w:t>
       </w:r>
     </w:p>
     <w:p>
@@ -1550,7 +2712,7 @@
           <w:sz w:val="20"/>
           <w:szCs w:val="20"/>
         </w:rPr>
-        <w:t xml:space="preserve">Deploy daily triage and documentation prompt chains across live workflow.</w:t>
+        <w:t xml:space="preserve">Standardize all core menu items with exact food cost percentages and allergen matrices.</w:t>
       </w:r>
     </w:p>
     <w:p>
@@ -1573,7 +2735,7 @@
           <w:sz w:val="20"/>
           <w:szCs w:val="20"/>
         </w:rPr>
-        <w:t xml:space="preserve">Train support staff on input variable formatting.</w:t>
+        <w:t xml:space="preserve">Implement automated line prep sheets and temperature logs for station cooks.</w:t>
       </w:r>
     </w:p>
     <w:p>
@@ -1596,7 +2758,7 @@
           <w:sz w:val="20"/>
           <w:szCs w:val="20"/>
         </w:rPr>
-        <w:t xml:space="preserve">Track hours saved weekly against firm baseline.</w:t>
+        <w:t xml:space="preserve">Draft weekly VIP guest correspondence and event banquet proposals.</w:t>
       </w:r>
     </w:p>
     <w:p>
@@ -1620,7 +2782,7 @@
           <w:sz w:val="19"/>
           <w:szCs w:val="19"/>
         </w:rPr>
-        <w:t xml:space="preserve">Reclaim minimum 16 hours/week of productive time.</w:t>
+        <w:t xml:space="preserve">Prime food cost reduced by 1.8% through precise portion yield modeling.</w:t>
       </w:r>
     </w:p>
     <w:p>
@@ -1637,7 +2799,7 @@
           <w:sz w:val="22"/>
           <w:szCs w:val="22"/>
         </w:rPr>
-        <w:t xml:space="preserve">Day 31 - 60: Multi-Step Automation &amp; API Integration</w:t>
+        <w:t xml:space="preserve">Day 31 - 60: Banquet Proposals &amp; Emergency Protocol Deployment</w:t>
       </w:r>
     </w:p>
     <w:p>
@@ -1658,7 +2820,7 @@
           <w:sz w:val="20"/>
           <w:szCs w:val="20"/>
         </w:rPr>
-        <w:t xml:space="preserve">Connect prompt workflows to Zapier, Make.com, or internal tools.</w:t>
+        <w:t xml:space="preserve">Accelerate catering event bookings and kitchen equipment emergency runbooks.</w:t>
       </w:r>
     </w:p>
     <w:p>
@@ -1681,7 +2843,7 @@
           <w:sz w:val="20"/>
           <w:szCs w:val="20"/>
         </w:rPr>
-        <w:t xml:space="preserve">Configure webhook triggers for inbound client inquiries or intake forms.</w:t>
+        <w:t xml:space="preserve">Deploy multi-course tasting menu proposals for corporate and private events.</w:t>
       </w:r>
     </w:p>
     <w:p>
@@ -1704,7 +2866,7 @@
           <w:sz w:val="20"/>
           <w:szCs w:val="20"/>
         </w:rPr>
-        <w:t xml:space="preserve">Automate structured preliminary review memos sent directly to team email/Slack.</w:t>
+        <w:t xml:space="preserve">Standardize refrigeration failure and rush-order triage protocols for sous chefs.</w:t>
       </w:r>
     </w:p>
     <w:p>
@@ -1727,7 +2889,7 @@
           <w:sz w:val="20"/>
           <w:szCs w:val="20"/>
         </w:rPr>
-        <w:t xml:space="preserve">Implement monthly audit log of AI-assisted outputs.</w:t>
+        <w:t xml:space="preserve">Implement weekly kitchen efficiency and waste reduction audits.</w:t>
       </w:r>
     </w:p>
     <w:p>
@@ -1751,7 +2913,7 @@
           <w:sz w:val="19"/>
           <w:szCs w:val="19"/>
         </w:rPr>
-        <w:t xml:space="preserve">Zero manual copy-pasting for recurring daily intakes.</w:t>
+        <w:t xml:space="preserve">Catering proposal turnaround reduced from 48 hours to 30 minutes.</w:t>
       </w:r>
     </w:p>
     <w:p>
@@ -1768,7 +2930,7 @@
           <w:sz w:val="22"/>
           <w:szCs w:val="22"/>
         </w:rPr>
-        <w:t xml:space="preserve">Day 61 - 90: Institutional Mastery &amp; Enterprise Scaling</w:t>
+        <w:t xml:space="preserve">Day 61 - 90: Multi-Outlet Scaling &amp; Brigade Mastery</w:t>
       </w:r>
     </w:p>
     <w:p>
@@ -1789,7 +2951,7 @@
           <w:sz w:val="20"/>
           <w:szCs w:val="20"/>
         </w:rPr>
-        <w:t xml:space="preserve">Scale prompt operating system across entire practice or business.</w:t>
+        <w:t xml:space="preserve">Scale standardized culinary operating procedures across entire brigade and leadership.</w:t>
       </w:r>
     </w:p>
     <w:p>
@@ -1812,7 +2974,7 @@
           <w:sz w:val="20"/>
           <w:szCs w:val="20"/>
         </w:rPr>
-        <w:t xml:space="preserve">Conduct quarterly prompt refinement based on client feedback.</w:t>
+        <w:t xml:space="preserve">Train sous chefs on daily automated inventory ordering and prep scheduling.</w:t>
       </w:r>
     </w:p>
     <w:p>
@@ -1835,7 +2997,7 @@
           <w:sz w:val="20"/>
           <w:szCs w:val="20"/>
         </w:rPr>
-        <w:t xml:space="preserve">Certify all team members on firm AI Governance Protocols.</w:t>
+        <w:t xml:space="preserve">Conduct seasonal menu overhaul using prompt-assisted ingredient pairing models.</w:t>
       </w:r>
     </w:p>
     <w:p>
@@ -1858,7 +3020,7 @@
           <w:sz w:val="20"/>
           <w:szCs w:val="20"/>
         </w:rPr>
-        <w:t xml:space="preserve">Document firm ROI and client turnaround velocity acceleration.</w:t>
+        <w:t xml:space="preserve">Review quarterly labor efficiency and food cost savings with general manager.</w:t>
       </w:r>
     </w:p>
     <w:p>
@@ -1882,7 +3044,7 @@
           <w:sz w:val="19"/>
           <w:szCs w:val="19"/>
         </w:rPr>
-        <w:t xml:space="preserve">Business achieves 3x faster client turnaround velocity.</w:t>
+        <w:t xml:space="preserve">Restaurant achieves consistent sub-28% food cost and zero health code violations.</w:t>
       </w:r>
     </w:p>
     <w:p>
@@ -1914,7 +3076,7 @@
           <w:sz w:val="20"/>
           <w:szCs w:val="20"/>
         </w:rPr>
-        <w:t xml:space="preserve">To ensure 100% statutory compliance and zero hallucination drift, the Lead Practitioner must execute this verification checklist on all AI-assisted deliverables.</w:t>
+        <w:t xml:space="preserve">To ensure rigorous professional execution, quality consistency, and zero hallucination drift, the Executive Chef &amp; Operations Director must execute this verification checklist on all AI-assisted deliverables.</w:t>
       </w:r>
     </w:p>
     <w:p>
@@ -1937,7 +3099,7 @@
           <w:sz w:val="20"/>
           <w:szCs w:val="20"/>
         </w:rPr>
-        <w:t xml:space="preserve">Verify input variables strictly align with governing standard: FDA Food Code 2022 &amp; ServSafe Master Certified.</w:t>
+        <w:t xml:space="preserve">Verify recipe formulation and handling protocols strictly meet: FDA Food Code 2022 &amp; ServSafe Master Certified.</w:t>
       </w:r>
     </w:p>
     <w:p>
@@ -1960,7 +3122,7 @@
           <w:sz w:val="20"/>
           <w:szCs w:val="20"/>
         </w:rPr>
-        <w:t xml:space="preserve">Confirm zero private client identifiers or confidential details are included in raw prompt.</w:t>
+        <w:t xml:space="preserve">Confirm clear declaration and separation of all 9 major food allergens on prep and service documentation.</w:t>
       </w:r>
     </w:p>
     <w:p>
@@ -1983,7 +3145,7 @@
           <w:sz w:val="20"/>
           <w:szCs w:val="20"/>
         </w:rPr>
-        <w:t xml:space="preserve">Inspect generated output against statutory cross-references and industry quality benchmarks.</w:t>
+        <w:t xml:space="preserve">Validate recipe yield calculations, portion scaling, and target food cost percentages against budgeted plate cost.</w:t>
       </w:r>
     </w:p>
     <w:p>
@@ -2006,7 +3168,7 @@
           <w:sz w:val="20"/>
           <w:szCs w:val="20"/>
         </w:rPr>
-        <w:t xml:space="preserve">Verify quantitative figures and cost estimates balance to 100% precision.</w:t>
+        <w:t xml:space="preserve">Inspect hot and cold holding temperature logs against FDA Food Code safety margins.</w:t>
       </w:r>
     </w:p>
     <w:p>
@@ -2029,7 +3191,7 @@
           <w:sz w:val="20"/>
           <w:szCs w:val="20"/>
         </w:rPr>
-        <w:t xml:space="preserve">Log execution timestamp and accountable senior practitioner initials in compliance record.</w:t>
+        <w:t xml:space="preserve">Log execution timestamp and executive chef initials on daily service production board.</w:t>
       </w:r>
     </w:p>
     <w:p>
@@ -2060,7 +3222,7 @@
           <w:sz w:val="20"/>
           <w:szCs w:val="20"/>
         </w:rPr>
-        <w:t xml:space="preserve">This document certifies that the purchaser has acquired a perpetual, royalty-free commercial single-seat operating license for the Executive Chef &amp; Culinary Director AI Operating System. The licensee is authorized to utilize all system prompts, prompt chains, knowledge base templates, and automation workflows across internal commercial operations.</w:t>
+        <w:t xml:space="preserve">This document certifies that the purchaser has acquired a perpetual, royalty-free commercial single-seat operating license for the Executive Chef &amp; Culinary Director AI Operating System. The licensee is authorized to utilize all system prompts, prompt chains, knowledge base templates, and automation workflows across internal professional operations.</w:t>
       </w:r>
     </w:p>
     <w:p>
